--- a/docs/ОСМиПА/Мавлютов М.Р., Никитин Е.Н., Пятков В.С., Евстифеева К.С. - Задание 1.docx
+++ b/docs/ОСМиПА/Мавлютов М.Р., Никитин Е.Н., Пятков В.С., Евстифеева К.С. - Задание 1.docx
@@ -117,6 +117,7 @@
           <w:rFonts w:ascii="Times New Roman" w:cs="Times New Roman" w:eastAsia="Times New Roman" w:hAnsi="Times New Roman"/>
           <w:b/>
           <w:bCs/>
+          <w:color w:val="000000"/>
           <w:sz w:val="26"/>
           <w:szCs w:val="26"/>
         </w:rPr>
@@ -144,7 +145,7 @@
           <w:sz w:val="24"/>
           <w:szCs w:val="24"/>
         </w:rPr>
-        <w:t xml:space="preserve"> — веб-приложение (SaaS), в котором небольшая команда ведёт проект целиком: проекты и направления, задачи и канбан-доска, лента дел «на сегодня», общий календарь, быстрые заметки, прогресс и достижения, фокус-режим с таймером, профиль и настройки, уведомления (в том числе через Telegram-бот). Клиент — одностраничное веб-приложение на JavaScript, сервер — REST API с сессионной авторизацией и защитой от CSRF; подключена аналитика Яндекс.Метрики; реализованы бесплатный пробный период, тарифы на 1/3/12 месяцев и приём платежей; есть страница приложения в RuStore.</w:t>
+        <w:t xml:space="preserve"> - веб-приложение (SaaS), в котором небольшая команда ведёт проект целиком: проекты и направления, задачи и канбан-доска, лента дел «на сегодня», общий календарь, быстрые заметки, прогресс и достижения, фокус-режим с таймером, профиль и настройки, уведомления (в том числе через Telegram-бот). Клиент - одностраничное веб-приложение на JavaScript, сервер - REST API с сессионной авторизацией и защитой от CSRF; подключена аналитика Яндекс.Метрики; реализованы бесплатный пробный период, тарифы на 1/3/12 месяцев и приём платежей; есть страница приложения в RuStore.</w:t>
       </w:r>
     </w:p>
     <w:p>
@@ -158,7 +159,7 @@
           <w:sz w:val="24"/>
           <w:szCs w:val="24"/>
         </w:rPr>
-        <w:t xml:space="preserve">Целевая аудитория — команды 3–15 человек в России: студенческие и учебные проектные группы, микро-агентства и студии, малый бизнес с командой, продуктовые микро-команды. Базовая цена — 225 ₽ за участника в месяц. Текущий этап жизненного цикла проекта — производство и пилотный запуск.</w:t>
+        <w:t xml:space="preserve">Целевая аудитория - команды 3-15 человек в России: студенческие и учебные проектные группы, микро-агентства и студии, малый бизнес с командой, продуктовые микро-команды. Базовая цена - 225 ₽ за участника в месяц. Текущий этап жизненного цикла проекта - производство и пилотный запуск.</w:t>
       </w:r>
     </w:p>
     <w:p>
@@ -201,6 +202,7 @@
           <w:rFonts w:ascii="Times New Roman" w:cs="Times New Roman" w:eastAsia="Times New Roman" w:hAnsi="Times New Roman"/>
           <w:b/>
           <w:bCs/>
+          <w:color w:val="000000"/>
           <w:sz w:val="30"/>
           <w:szCs w:val="30"/>
         </w:rPr>
@@ -218,6 +220,7 @@
           <w:rFonts w:ascii="Times New Roman" w:cs="Times New Roman" w:eastAsia="Times New Roman" w:hAnsi="Times New Roman"/>
           <w:b/>
           <w:bCs/>
+          <w:color w:val="000000"/>
           <w:sz w:val="26"/>
           <w:szCs w:val="26"/>
         </w:rPr>
@@ -237,7 +240,7 @@
           <w:sz w:val="22"/>
           <w:szCs w:val="22"/>
         </w:rPr>
-        <w:t xml:space="preserve">Формула: «A — это B для C, которое D».</w:t>
+        <w:t xml:space="preserve">Формула: «A - это B для C, которое D».</w:t>
       </w:r>
     </w:p>
     <w:p>
@@ -253,7 +256,7 @@
           <w:sz w:val="24"/>
           <w:szCs w:val="24"/>
         </w:rPr>
-        <w:t xml:space="preserve">Apex — это веб-пространство для совместной работы над проектами для небольших команд из 3–15 человек (студенческих проектных групп, микро-агентств и студий, малого бизнеса и продуктовых микро-команд), которое собирает задачи, канбан-доску, общий календарь, заметки и прогресс команды в одном окне, чтобы договорённости не терялись в мессенджерах, дедлайны не держались «в голове», а статус проекта был виден без планёрок и ручных отчётов.</w:t>
+        <w:t xml:space="preserve">Apex - это веб-пространство для совместной работы над проектами для небольших команд из 3-15 человек (студенческих проектных групп, микро-агентств и студий, малого бизнеса и продуктовых микро-команд), которое собирает задачи, канбан-доску, общий календарь, заметки и прогресс команды в одном окне, чтобы договорённости не терялись в мессенджерах, дедлайны не держались «в голове», а статус проекта был виден без планёрок и ручных отчётов.</w:t>
       </w:r>
     </w:p>
     <w:p>
@@ -293,7 +296,7 @@
         <w:tc>
           <w:tcPr>
             <w:tcW w:type="dxa" w:w="1542"/>
-            <w:shd w:fill="E8EEF7" w:color="auto" w:val="clear"/>
+            <w:shd w:fill="EDEDED" w:color="auto" w:val="clear"/>
             <w:tcMar>
               <w:top w:type="dxa" w:w="60"/>
               <w:left w:type="dxa" w:w="90"/>
@@ -321,7 +324,7 @@
         <w:tc>
           <w:tcPr>
             <w:tcW w:type="dxa" w:w="3277"/>
-            <w:shd w:fill="E8EEF7" w:color="auto" w:val="clear"/>
+            <w:shd w:fill="EDEDED" w:color="auto" w:val="clear"/>
             <w:tcMar>
               <w:top w:type="dxa" w:w="60"/>
               <w:left w:type="dxa" w:w="90"/>
@@ -349,7 +352,7 @@
         <w:tc>
           <w:tcPr>
             <w:tcW w:type="dxa" w:w="4819"/>
-            <w:shd w:fill="E8EEF7" w:color="auto" w:val="clear"/>
+            <w:shd w:fill="EDEDED" w:color="auto" w:val="clear"/>
             <w:tcMar>
               <w:top w:type="dxa" w:w="60"/>
               <w:left w:type="dxa" w:w="90"/>
@@ -382,7 +385,7 @@
         <w:tc>
           <w:tcPr>
             <w:tcW w:type="dxa" w:w="1542"/>
-            <w:shd w:fill="F4F6FA" w:color="auto" w:val="clear"/>
+            <w:shd w:fill="F5F5F5" w:color="auto" w:val="clear"/>
             <w:tcMar>
               <w:top w:type="dxa" w:w="60"/>
               <w:left w:type="dxa" w:w="90"/>
@@ -403,7 +406,7 @@
                 <w:sz w:val="20"/>
                 <w:szCs w:val="20"/>
               </w:rPr>
-              <w:t xml:space="preserve">A — название</w:t>
+              <w:t xml:space="preserve">A - название</w:t>
             </w:r>
           </w:p>
         </w:tc>
@@ -469,7 +472,7 @@
         <w:tc>
           <w:tcPr>
             <w:tcW w:type="dxa" w:w="1542"/>
-            <w:shd w:fill="F4F6FA" w:color="auto" w:val="clear"/>
+            <w:shd w:fill="F5F5F5" w:color="auto" w:val="clear"/>
             <w:tcMar>
               <w:top w:type="dxa" w:w="60"/>
               <w:left w:type="dxa" w:w="90"/>
@@ -490,7 +493,7 @@
                 <w:sz w:val="20"/>
                 <w:szCs w:val="20"/>
               </w:rPr>
-              <w:t xml:space="preserve">B — форма/вид продукта</w:t>
+              <w:t xml:space="preserve">B - форма/вид продукта</w:t>
             </w:r>
           </w:p>
         </w:tc>
@@ -517,7 +520,7 @@
                 <w:sz w:val="20"/>
                 <w:szCs w:val="20"/>
               </w:rPr>
-              <w:t xml:space="preserve">Веб-приложение (SaaS) — единое пространство для ведения проектов небольшой командой: проекты/направления, задачи и канбан-доска, общий календарь, заметки, прогресс и достижения</w:t>
+              <w:t xml:space="preserve">Веб-приложение (SaaS) - единое пространство для ведения проектов небольшой командой: проекты/направления, задачи и канбан-доска, общий календарь, заметки, прогресс и достижения</w:t>
             </w:r>
           </w:p>
         </w:tc>
@@ -544,7 +547,7 @@
                 <w:sz w:val="20"/>
                 <w:szCs w:val="20"/>
               </w:rPr>
-              <w:t xml:space="preserve">Не «ещё один таск-трекер»: ключевая форма — одно окно, в котором закрыт весь цикл работы команды над проектом, без переключения между 3–5 сервисами. Доступно из браузера на ПК и телефоне, страница приложения размещена в RuStore.</w:t>
+              <w:t xml:space="preserve">Не «ещё один таск-трекер»: ключевая форма - одно окно, в котором закрыт весь цикл работы команды над проектом, без переключения между 3-5 сервисами. Доступно из браузера на ПК и телефоне, страница приложения размещена в RuStore.</w:t>
             </w:r>
           </w:p>
         </w:tc>
@@ -556,7 +559,7 @@
         <w:tc>
           <w:tcPr>
             <w:tcW w:type="dxa" w:w="1542"/>
-            <w:shd w:fill="F4F6FA" w:color="auto" w:val="clear"/>
+            <w:shd w:fill="F5F5F5" w:color="auto" w:val="clear"/>
             <w:tcMar>
               <w:top w:type="dxa" w:w="60"/>
               <w:left w:type="dxa" w:w="90"/>
@@ -577,7 +580,7 @@
                 <w:sz w:val="20"/>
                 <w:szCs w:val="20"/>
               </w:rPr>
-              <w:t xml:space="preserve">C — целевая аудитория</w:t>
+              <w:t xml:space="preserve">C - целевая аудитория</w:t>
             </w:r>
           </w:p>
         </w:tc>
@@ -604,7 +607,7 @@
                 <w:sz w:val="20"/>
                 <w:szCs w:val="20"/>
               </w:rPr>
-              <w:t xml:space="preserve">Небольшие команды 3–15 человек в России: студенческие и учебные проектные группы; микро-агентства и студии (дизайн, маркетинг, разработка, видео); малый бизнес и ИП с командой; продуктовые микро-команды внутри среднего бизнеса, которым не выдают корпоративные системы</w:t>
+              <w:t xml:space="preserve">Небольшие команды 3-15 человек в России: студенческие и учебные проектные группы; микро-агентства и студии (дизайн, маркетинг, разработка, видео); малый бизнес и ИП с командой; продуктовые микро-команды внутри среднего бизнеса, которым не выдают корпоративные системы</w:t>
             </w:r>
           </w:p>
         </w:tc>
@@ -643,7 +646,7 @@
         <w:tc>
           <w:tcPr>
             <w:tcW w:type="dxa" w:w="1542"/>
-            <w:shd w:fill="F4F6FA" w:color="auto" w:val="clear"/>
+            <w:shd w:fill="F5F5F5" w:color="auto" w:val="clear"/>
             <w:tcMar>
               <w:top w:type="dxa" w:w="60"/>
               <w:left w:type="dxa" w:w="90"/>
@@ -664,7 +667,7 @@
                 <w:sz w:val="20"/>
                 <w:szCs w:val="20"/>
               </w:rPr>
-              <w:t xml:space="preserve">D — ценность/решаемая проблема</w:t>
+              <w:t xml:space="preserve">D - ценность/решаемая проблема</w:t>
             </w:r>
           </w:p>
         </w:tc>
@@ -718,7 +721,7 @@
                 <w:sz w:val="20"/>
                 <w:szCs w:val="20"/>
               </w:rPr>
-              <w:t xml:space="preserve">Экономический эффект для команды: меньше срывов сроков и переделок, экономия 30–60 минут в неделю на сборе статуса, цена ниже платных тарифов аналогов (225 ₽ за участника в месяц против 430–990 ₽ у сопоставимых сервисов).</w:t>
+              <w:t xml:space="preserve">Экономический эффект для команды: меньше срывов сроков и переделок, экономия 30-60 минут в неделю на сборе статуса, цена ниже платных тарифов аналогов (225 ₽ за участника в месяц против 430-990 ₽ у сопоставимых сервисов).</w:t>
             </w:r>
           </w:p>
         </w:tc>
@@ -735,6 +738,7 @@
           <w:rFonts w:ascii="Times New Roman" w:cs="Times New Roman" w:eastAsia="Times New Roman" w:hAnsi="Times New Roman"/>
           <w:b/>
           <w:bCs/>
+          <w:color w:val="000000"/>
           <w:sz w:val="26"/>
           <w:szCs w:val="26"/>
         </w:rPr>
@@ -754,7 +758,7 @@
           <w:sz w:val="22"/>
           <w:szCs w:val="22"/>
         </w:rPr>
-        <w:t xml:space="preserve">Блоки приведены в нумерации шаблона (1–9).</w:t>
+        <w:t xml:space="preserve">Блоки приведены в нумерации шаблона (1-9).</w:t>
       </w:r>
     </w:p>
     <w:p>
@@ -770,6 +774,7 @@
           <w:bCs/>
           <w:i/>
           <w:iCs/>
+          <w:color w:val="000000"/>
           <w:sz w:val="24"/>
           <w:szCs w:val="24"/>
         </w:rPr>
@@ -789,15 +794,15 @@
           <w:sz w:val="24"/>
           <w:szCs w:val="24"/>
         </w:rPr>
-        <w:t xml:space="preserve">Ядро (сегмент №1) — студенческие и учебные проектные команды</w:t>
-      </w:r>
-      <w:r>
-        <w:rPr>
-          <w:rFonts w:ascii="Times New Roman" w:cs="Times New Roman" w:eastAsia="Times New Roman" w:hAnsi="Times New Roman"/>
-          <w:sz w:val="24"/>
-          <w:szCs w:val="24"/>
-        </w:rPr>
-        <w:t xml:space="preserve"> (3–7 человек): курсовые и дипломные проекты, хакатоны, акселераторы, студенческие стартапы. Задачи: распределить роли, не сорвать срок сдачи, показать преподавателю/куратору вклад каждого участника. Выгода: проект сдаётся в срок без авралов в последнюю ночь, а вклад участников виден и подтверждён историей задач.</w:t>
+        <w:t xml:space="preserve">Ядро (сегмент №1) - студенческие и учебные проектные команды</w:t>
+      </w:r>
+      <w:r>
+        <w:rPr>
+          <w:rFonts w:ascii="Times New Roman" w:cs="Times New Roman" w:eastAsia="Times New Roman" w:hAnsi="Times New Roman"/>
+          <w:sz w:val="24"/>
+          <w:szCs w:val="24"/>
+        </w:rPr>
+        <w:t xml:space="preserve"> (3-7 человек): курсовые и дипломные проекты, хакатоны, акселераторы, студенческие стартапы. Задачи: распределить роли, не сорвать срок сдачи, показать преподавателю/куратору вклад каждого участника. Выгода: проект сдаётся в срок без авралов в последнюю ночь, а вклад участников виден и подтверждён историей задач.</w:t>
       </w:r>
     </w:p>
     <w:p>
@@ -813,15 +818,15 @@
           <w:sz w:val="24"/>
           <w:szCs w:val="24"/>
         </w:rPr>
-        <w:t xml:space="preserve">Сегмент №2 — микро-агентства и студии</w:t>
-      </w:r>
-      <w:r>
-        <w:rPr>
-          <w:rFonts w:ascii="Times New Roman" w:cs="Times New Roman" w:eastAsia="Times New Roman" w:hAnsi="Times New Roman"/>
-          <w:sz w:val="24"/>
-          <w:szCs w:val="24"/>
-        </w:rPr>
-        <w:t xml:space="preserve"> (дизайн, маркетинг, веб-разработка, видеопродакшн), 3–15 человек, 5–15 параллельных клиентских проектов. Задачи: держать все проекты и дедлайны в одном месте, не терять правки заказчика, видеть загрузку людей. Выгода: меньше потерянных правок и сорванных сроков, статус для клиента собирается из системы, а не из переписки.</w:t>
+        <w:t xml:space="preserve">Сегмент №2 - микро-агентства и студии</w:t>
+      </w:r>
+      <w:r>
+        <w:rPr>
+          <w:rFonts w:ascii="Times New Roman" w:cs="Times New Roman" w:eastAsia="Times New Roman" w:hAnsi="Times New Roman"/>
+          <w:sz w:val="24"/>
+          <w:szCs w:val="24"/>
+        </w:rPr>
+        <w:t xml:space="preserve"> (дизайн, маркетинг, веб-разработка, видеопродакшн), 3-15 человек, 5-15 параллельных клиентских проектов. Задачи: держать все проекты и дедлайны в одном месте, не терять правки заказчика, видеть загрузку людей. Выгода: меньше потерянных правок и сорванных сроков, статус для клиента собирается из системы, а не из переписки.</w:t>
       </w:r>
     </w:p>
     <w:p>
@@ -837,15 +842,15 @@
           <w:sz w:val="24"/>
           <w:szCs w:val="24"/>
         </w:rPr>
-        <w:t xml:space="preserve">Сегмент №3 — малый бизнес и ИП с командой</w:t>
-      </w:r>
-      <w:r>
-        <w:rPr>
-          <w:rFonts w:ascii="Times New Roman" w:cs="Times New Roman" w:eastAsia="Times New Roman" w:hAnsi="Times New Roman"/>
-          <w:sz w:val="24"/>
-          <w:szCs w:val="24"/>
-        </w:rPr>
-        <w:t xml:space="preserve"> (ремонт и отделка, event, образовательные проекты, локальные услуги), 3–10 человек. Задачи: планировать работы и выезды, назначать ответственных, контролировать выполнение. Выгода: прозрачное расписание и ответственность без «ручного» контроля.</w:t>
+        <w:t xml:space="preserve">Сегмент №3 - малый бизнес и ИП с командой</w:t>
+      </w:r>
+      <w:r>
+        <w:rPr>
+          <w:rFonts w:ascii="Times New Roman" w:cs="Times New Roman" w:eastAsia="Times New Roman" w:hAnsi="Times New Roman"/>
+          <w:sz w:val="24"/>
+          <w:szCs w:val="24"/>
+        </w:rPr>
+        <w:t xml:space="preserve"> (ремонт и отделка, event, образовательные проекты, локальные услуги), 3-10 человек. Задачи: планировать работы и выезды, назначать ответственных, контролировать выполнение. Выгода: прозрачное расписание и ответственность без «ручного» контроля.</w:t>
       </w:r>
     </w:p>
     <w:p>
@@ -861,15 +866,15 @@
           <w:sz w:val="24"/>
           <w:szCs w:val="24"/>
         </w:rPr>
-        <w:t xml:space="preserve">Сегмент №4 — продуктовые микро-команды внутри среднего бизнеса</w:t>
-      </w:r>
-      <w:r>
-        <w:rPr>
-          <w:rFonts w:ascii="Times New Roman" w:cs="Times New Roman" w:eastAsia="Times New Roman" w:hAnsi="Times New Roman"/>
-          <w:sz w:val="24"/>
-          <w:szCs w:val="24"/>
-        </w:rPr>
-        <w:t xml:space="preserve"> (3–8 человек), которым не выделены корпоративные лицензии или чьи процессы не укладываются в тяжёлый корпоративный контур. Выгода: быстрый старт без заявки в ИТ-отдел.</w:t>
+        <w:t xml:space="preserve">Сегмент №4 - продуктовые микро-команды внутри среднего бизнеса</w:t>
+      </w:r>
+      <w:r>
+        <w:rPr>
+          <w:rFonts w:ascii="Times New Roman" w:cs="Times New Roman" w:eastAsia="Times New Roman" w:hAnsi="Times New Roman"/>
+          <w:sz w:val="24"/>
+          <w:szCs w:val="24"/>
+        </w:rPr>
+        <w:t xml:space="preserve"> (3-8 человек), которым не выделены корпоративные лицензии или чьи процессы не укладываются в тяжёлый корпоративный контур. Выгода: быстрый старт без заявки в ИТ-отдел.</w:t>
       </w:r>
     </w:p>
     <w:p>
@@ -893,7 +898,7 @@
           <w:sz w:val="24"/>
           <w:szCs w:val="24"/>
         </w:rPr>
-        <w:t xml:space="preserve"> решение принимает и платит руководитель команды — капитан студенческой группы, владелец студии, тимлид (ЛПР и плательщик совпадают, чек небольшой, цикл сделки — часы/дни). Пользователи — все участники команды; именно они «голосуют» за продукт фактическим использованием, поэтому порог входа участника критичен. В образовательном канале влияющее лицо — преподаватель/куратор проектной деятельности: он рекомендует инструмент сразу 10–30 командам.</w:t>
+        <w:t xml:space="preserve"> решение принимает и платит руководитель команды - капитан студенческой группы, владелец студии, тимлид (ЛПР и плательщик совпадают, чек небольшой, цикл сделки - часы/дни). Пользователи - все участники команды; именно они «голосуют» за продукт фактическим использованием, поэтому порог входа участника критичен. В образовательном канале влияющее лицо - преподаватель/куратор проектной деятельности: он рекомендует инструмент сразу 10-30 командам.</w:t>
       </w:r>
     </w:p>
     <w:p>
@@ -909,6 +914,7 @@
           <w:bCs/>
           <w:i/>
           <w:iCs/>
+          <w:color w:val="000000"/>
           <w:sz w:val="24"/>
           <w:szCs w:val="24"/>
         </w:rPr>
@@ -936,7 +942,7 @@
           <w:sz w:val="24"/>
           <w:szCs w:val="24"/>
         </w:rPr>
-        <w:t xml:space="preserve"> Работа над проектом размазана по мессенджерам (Telegram, WhatsApp), Google-таблицам, заметкам в телефоне и памяти участников. Задача, поставленная в чате, живёт до следующих 50 сообщений; дедлайны хранятся в закреплённом сообщении или в голове руководителя; договорённости со встреч нигде не фиксируются. Нового участника невозможно подключить без пересказа: контекста в одном месте нет. Статус проекта собирается вручную — через планёрку или рассылку вопросов «что по твоей задаче?».</w:t>
+        <w:t xml:space="preserve"> Работа над проектом размазана по мессенджерам (Telegram, WhatsApp), Google-таблицам, заметкам в телефоне и памяти участников. Задача, поставленная в чате, живёт до следующих 50 сообщений; дедлайны хранятся в закреплённом сообщении или в голове руководителя; договорённости со встреч нигде не фиксируются. Нового участника невозможно подключить без пересказа: контекста в одном месте нет. Статус проекта собирается вручную - через планёрку или рассылку вопросов «что по твоей задаче?».</w:t>
       </w:r>
     </w:p>
     <w:p>
@@ -960,7 +966,7 @@
           <w:sz w:val="24"/>
           <w:szCs w:val="24"/>
         </w:rPr>
-        <w:t xml:space="preserve"> Зрелые инструменты тарифицируются за каждого пользователя: при команде из 5–10 человек платные тарифы российских сервисов дают счёт 2 000–6 000 ₽ в месяц, а пакетные решения (например, Трекер в составе офисного пакета) — ещё больше, поскольку покупается весь пакет. Для студенческой команды и микро-бизнеса это ощутимая сумма при неочевидной отдаче, поэтому команды остаются на бесплатных тарифах с лимитами или делят один аккаунт. Отдельный фактор — уход зарубежных сервисов (Jira, Trello, Confluence) с российского рынка: оплата и доступ стали неудобными или невозможными, а миграция делалась спешно и не всегда завершилась.</w:t>
+        <w:t xml:space="preserve"> Зрелые инструменты тарифицируются за каждого пользователя: при команде из 5-10 человек платные тарифы российских сервисов дают счёт 2 000-6 000 ₽ в месяц, а пакетные решения (например, Трекер в составе офисного пакета) - ещё больше, поскольку покупается весь пакет. Для студенческой команды и микро-бизнеса это ощутимая сумма при неочевидной отдаче, поэтому команды остаются на бесплатных тарифах с лимитами или делят один аккаунт. Отдельный фактор - уход зарубежных сервисов (Jira, Trello, Confluence) с российского рынка: оплата и доступ стали неудобными или невозможными, а миграция делалась спешно и не всегда завершилась.</w:t>
       </w:r>
     </w:p>
     <w:p>
@@ -984,7 +990,7 @@
           <w:sz w:val="24"/>
           <w:szCs w:val="24"/>
         </w:rPr>
-        <w:t xml:space="preserve"> «Взрослые» трекеры требуют настройки воркфлоу, прав, досок и, фактически, администратора. В команде без выделенного менеджера внедрение ложится на одного энтузиаста: он заводит пространство, остальные продолжают писать в чат, и через две недели пространство мертво. Возникают конфликты ответственности («я думал, это делает не я»), споры о вкладе при оценке работы, и — как следствие — недоверие к инструментам вообще: «нам это не нужно, мы маленькие».</w:t>
+        <w:t xml:space="preserve"> «Взрослые» трекеры требуют настройки воркфлоу, прав, досок и, фактически, администратора. В команде без выделенного менеджера внедрение ложится на одного энтузиаста: он заводит пространство, остальные продолжают писать в чат, и через две недели пространство мертво. Возникают конфликты ответственности («я думал, это делает не я»), споры о вкладе при оценке работы, и - как следствие - недоверие к инструментам вообще: «нам это не нужно, мы маленькие».</w:t>
       </w:r>
     </w:p>
     <w:p>
@@ -1015,7 +1021,7 @@
           <w:sz w:val="24"/>
           <w:szCs w:val="24"/>
         </w:rPr>
-        <w:t xml:space="preserve">— сорванные или сдвинутые сроки, которые становятся известны в последний день;</w:t>
+        <w:t xml:space="preserve">- сорванные или сдвинутые сроки, которые становятся известны в последний день;</w:t>
       </w:r>
     </w:p>
     <w:p>
@@ -1030,7 +1036,7 @@
           <w:sz w:val="24"/>
           <w:szCs w:val="24"/>
         </w:rPr>
-        <w:t xml:space="preserve">— двойная работа и потерянные правки: двое делают одно и то же, правка заказчика «утонула» в переписке;</w:t>
+        <w:t xml:space="preserve">- двойная работа и потерянные правки: двое делают одно и то же, правка заказчика «утонула» в переписке;</w:t>
       </w:r>
     </w:p>
     <w:p>
@@ -1045,7 +1051,7 @@
           <w:sz w:val="24"/>
           <w:szCs w:val="24"/>
         </w:rPr>
-        <w:t xml:space="preserve">— перед сдачей проекта команда восстанавливает хронологию работ по чату и скриншотам;</w:t>
+        <w:t xml:space="preserve">- перед сдачей проекта команда восстанавливает хронологию работ по чату и скриншотам;</w:t>
       </w:r>
     </w:p>
     <w:p>
@@ -1060,7 +1066,7 @@
           <w:sz w:val="24"/>
           <w:szCs w:val="24"/>
         </w:rPr>
-        <w:t xml:space="preserve">— на вопрос «назови три ближайших дела по проекту и ответственных» участник уходит искать ответ в чат;</w:t>
+        <w:t xml:space="preserve">- на вопрос «назови три ближайших дела по проекту и ответственных» участник уходит искать ответ в чат;</w:t>
       </w:r>
     </w:p>
     <w:p>
@@ -1075,7 +1081,7 @@
           <w:sz w:val="24"/>
           <w:szCs w:val="24"/>
         </w:rPr>
-        <w:t xml:space="preserve">— 30–60 минут в неделю руководителя уходит на сбор статуса, который система могла бы показывать сама;</w:t>
+        <w:t xml:space="preserve">- 30-60 минут в неделю руководителя уходит на сбор статуса, который система могла бы показывать сама;</w:t>
       </w:r>
     </w:p>
     <w:p>
@@ -1090,7 +1096,7 @@
           <w:sz w:val="24"/>
           <w:szCs w:val="24"/>
         </w:rPr>
-        <w:t xml:space="preserve">— событие есть в календаре, а задачи под него нет — двойной учёт дедлайнов в календаре и в списке задач.</w:t>
+        <w:t xml:space="preserve">- событие есть в календаре, а задачи под него нет - двойной учёт дедлайнов в календаре и в списке задач.</w:t>
       </w:r>
     </w:p>
     <w:p>
@@ -1106,6 +1112,7 @@
           <w:bCs/>
           <w:i/>
           <w:iCs/>
+          <w:color w:val="000000"/>
           <w:sz w:val="24"/>
           <w:szCs w:val="24"/>
         </w:rPr>
@@ -1136,7 +1143,7 @@
         <w:tc>
           <w:tcPr>
             <w:tcW w:type="dxa" w:w="2313"/>
-            <w:shd w:fill="E8EEF7" w:color="auto" w:val="clear"/>
+            <w:shd w:fill="EDEDED" w:color="auto" w:val="clear"/>
             <w:tcMar>
               <w:top w:type="dxa" w:w="60"/>
               <w:left w:type="dxa" w:w="90"/>
@@ -1164,7 +1171,7 @@
         <w:tc>
           <w:tcPr>
             <w:tcW w:type="dxa" w:w="2891"/>
-            <w:shd w:fill="E8EEF7" w:color="auto" w:val="clear"/>
+            <w:shd w:fill="EDEDED" w:color="auto" w:val="clear"/>
             <w:tcMar>
               <w:top w:type="dxa" w:w="60"/>
               <w:left w:type="dxa" w:w="90"/>
@@ -1192,7 +1199,7 @@
         <w:tc>
           <w:tcPr>
             <w:tcW w:type="dxa" w:w="4433"/>
-            <w:shd w:fill="E8EEF7" w:color="auto" w:val="clear"/>
+            <w:shd w:fill="EDEDED" w:color="auto" w:val="clear"/>
             <w:tcMar>
               <w:top w:type="dxa" w:w="60"/>
               <w:left w:type="dxa" w:w="90"/>
@@ -1453,7 +1460,7 @@
                 <w:sz w:val="20"/>
                 <w:szCs w:val="20"/>
               </w:rPr>
-              <w:t xml:space="preserve">Лимиты (число досок, проектов, объём хранения) ломают процесс в середине работы; высокий порог настройки; календарь и заметки — отдельные модули или отсутствуют; платные тарифы считаются за каждого участника</w:t>
+              <w:t xml:space="preserve">Лимиты (число досок, проектов, объём хранения) ломают процесс в середине работы; высокий порог настройки; календарь и заметки - отдельные модули или отсутствуют; платные тарифы считаются за каждого участника</w:t>
             </w:r>
           </w:p>
         </w:tc>
@@ -1736,6 +1743,7 @@
           <w:bCs/>
           <w:i/>
           <w:iCs/>
+          <w:color w:val="000000"/>
           <w:sz w:val="24"/>
           <w:szCs w:val="24"/>
         </w:rPr>
@@ -1754,7 +1762,7 @@
           <w:sz w:val="24"/>
           <w:szCs w:val="24"/>
         </w:rPr>
-        <w:t xml:space="preserve">— </w:t>
+        <w:t xml:space="preserve">- </w:t>
       </w:r>
       <w:r>
         <w:rPr>
@@ -1772,7 +1780,7 @@
           <w:sz w:val="24"/>
           <w:szCs w:val="24"/>
         </w:rPr>
-        <w:t xml:space="preserve"> Задачи и канбан-доска, общий календарь, заметки, прогресс и достижения команды — в одном пространстве, со сквозными связями (заметка переносится в задачу, задача попадает в календарь, закрытая задача — в прогресс).</w:t>
+        <w:t xml:space="preserve"> Задачи и канбан-доска, общий календарь, заметки, прогресс и достижения команды - в одном пространстве, со сквозными связями (заметка переносится в задачу, задача попадает в календарь, закрытая задача - в прогресс).</w:t>
       </w:r>
     </w:p>
     <w:p>
@@ -1787,7 +1795,7 @@
           <w:sz w:val="24"/>
           <w:szCs w:val="24"/>
         </w:rPr>
-        <w:t xml:space="preserve">— </w:t>
+        <w:t xml:space="preserve">- </w:t>
       </w:r>
       <w:r>
         <w:rPr>
@@ -1805,7 +1813,7 @@
           <w:sz w:val="24"/>
           <w:szCs w:val="24"/>
         </w:rPr>
-        <w:t xml:space="preserve"> Нет обязательной настройки воркфлоу, прав и схем: создал проект, пригласил участников по e-mail, завёл задачи — работает. Порог входа участника — один экран «на сегодня».</w:t>
+        <w:t xml:space="preserve"> Нет обязательной настройки воркфлоу, прав и схем: создал проект, пригласил участников по e-mail, завёл задачи - работает. Порог входа участника - один экран «на сегодня».</w:t>
       </w:r>
     </w:p>
     <w:p>
@@ -1820,7 +1828,7 @@
           <w:sz w:val="24"/>
           <w:szCs w:val="24"/>
         </w:rPr>
-        <w:t xml:space="preserve">— </w:t>
+        <w:t xml:space="preserve">- </w:t>
       </w:r>
       <w:r>
         <w:rPr>
@@ -1853,7 +1861,7 @@
           <w:sz w:val="24"/>
           <w:szCs w:val="24"/>
         </w:rPr>
-        <w:t xml:space="preserve">— </w:t>
+        <w:t xml:space="preserve">- </w:t>
       </w:r>
       <w:r>
         <w:rPr>
@@ -1871,7 +1879,7 @@
           <w:sz w:val="24"/>
           <w:szCs w:val="24"/>
         </w:rPr>
-        <w:t xml:space="preserve"> Карточки релизов и побед, статистика по проектам: отчёт для заказчика или преподавателя не нужно собирать руками — он складывается из реальной работы команды.</w:t>
+        <w:t xml:space="preserve"> Карточки релизов и побед, статистика по проектам: отчёт для заказчика или преподавателя не нужно собирать руками - он складывается из реальной работы команды.</w:t>
       </w:r>
     </w:p>
     <w:p>
@@ -1886,7 +1894,7 @@
           <w:sz w:val="24"/>
           <w:szCs w:val="24"/>
         </w:rPr>
-        <w:t xml:space="preserve">— </w:t>
+        <w:t xml:space="preserve">- </w:t>
       </w:r>
       <w:r>
         <w:rPr>
@@ -1919,7 +1927,7 @@
           <w:sz w:val="24"/>
           <w:szCs w:val="24"/>
         </w:rPr>
-        <w:t xml:space="preserve">— </w:t>
+        <w:t xml:space="preserve">- </w:t>
       </w:r>
       <w:r>
         <w:rPr>
@@ -1953,6 +1961,7 @@
           <w:bCs/>
           <w:i/>
           <w:iCs/>
+          <w:color w:val="000000"/>
           <w:sz w:val="24"/>
           <w:szCs w:val="24"/>
         </w:rPr>
@@ -1980,7 +1989,7 @@
           <w:sz w:val="24"/>
           <w:szCs w:val="24"/>
         </w:rPr>
-        <w:t xml:space="preserve"> Клиент — одностраничное веб-приложение (HTML/CSS/JavaScript, модульная структура: отдельные модули проектов, задач, календаря, заметок, достижений, профиля, подписки). Сервер — REST API; аутентификация по сессионным cookie с защитой от CSRF (XSRF-токен в заголовке), таймауты и единая обработка ошибок на клиенте. Аналитика поведения — Яндекс.Метрика (вебвизор, карта кликов) для продуктовых решений.</w:t>
+        <w:t xml:space="preserve"> Клиент - одностраничное веб-приложение (HTML/CSS/JavaScript, модульная структура: отдельные модули проектов, задач, календаря, заметок, достижений, профиля, подписки). Сервер - REST API; аутентификация по сессионным cookie с защитой от CSRF (XSRF-токен в заголовке), таймауты и единая обработка ошибок на клиенте. Аналитика поведения - Яндекс.Метрика (вебвизор, карта кликов) для продуктовых решений.</w:t>
       </w:r>
     </w:p>
     <w:p>
@@ -2011,7 +2020,7 @@
           <w:sz w:val="24"/>
           <w:szCs w:val="24"/>
         </w:rPr>
-        <w:t xml:space="preserve">— </w:t>
+        <w:t xml:space="preserve">- </w:t>
       </w:r>
       <w:r>
         <w:rPr>
@@ -2029,7 +2038,7 @@
           <w:sz w:val="24"/>
           <w:szCs w:val="24"/>
         </w:rPr>
-        <w:t xml:space="preserve"> — контейнер работы: цвет, иконка, участники. Приглашение участника по e-mail, общий доступ к содержимому проекта.</w:t>
+        <w:t xml:space="preserve"> - контейнер работы: цвет, иконка, участники. Приглашение участника по e-mail, общий доступ к содержимому проекта.</w:t>
       </w:r>
     </w:p>
     <w:p>
@@ -2044,7 +2053,7 @@
           <w:sz w:val="24"/>
           <w:szCs w:val="24"/>
         </w:rPr>
-        <w:t xml:space="preserve">— </w:t>
+        <w:t xml:space="preserve">- </w:t>
       </w:r>
       <w:r>
         <w:rPr>
@@ -2062,7 +2071,7 @@
           <w:sz w:val="24"/>
           <w:szCs w:val="24"/>
         </w:rPr>
-        <w:t xml:space="preserve"> — статус (новая / в работе / готово / закрыта), срок, ответственный, чек-лист, комментарии с эмодзи и вложениями, связь с проектом. Полноэкранное окно обсуждения задачи.</w:t>
+        <w:t xml:space="preserve"> - статус (новая / в работе / готово / закрыта), срок, ответственный, чек-лист, комментарии с эмодзи и вложениями, связь с проектом. Полноэкранное окно обсуждения задачи.</w:t>
       </w:r>
     </w:p>
     <w:p>
@@ -2077,7 +2086,7 @@
           <w:sz w:val="24"/>
           <w:szCs w:val="24"/>
         </w:rPr>
-        <w:t xml:space="preserve">— </w:t>
+        <w:t xml:space="preserve">- </w:t>
       </w:r>
       <w:r>
         <w:rPr>
@@ -2095,7 +2104,7 @@
           <w:sz w:val="24"/>
           <w:szCs w:val="24"/>
         </w:rPr>
-        <w:t xml:space="preserve"> — таймлайн задач и событий текущего дня: главный ежедневный экран участника.</w:t>
+        <w:t xml:space="preserve"> - таймлайн задач и событий текущего дня: главный ежедневный экран участника.</w:t>
       </w:r>
     </w:p>
     <w:p>
@@ -2110,7 +2119,7 @@
           <w:sz w:val="24"/>
           <w:szCs w:val="24"/>
         </w:rPr>
-        <w:t xml:space="preserve">— </w:t>
+        <w:t xml:space="preserve">- </w:t>
       </w:r>
       <w:r>
         <w:rPr>
@@ -2128,7 +2137,7 @@
           <w:sz w:val="24"/>
           <w:szCs w:val="24"/>
         </w:rPr>
-        <w:t xml:space="preserve"> — мини-календарь в сайд-баре и полноэкранный режим со всеми событиями команды: дедлайны, встречи, спринты без двойного учёта.</w:t>
+        <w:t xml:space="preserve"> - мини-календарь в сайд-баре и полноэкранный режим со всеми событиями команды: дедлайны, встречи, спринты без двойного учёта.</w:t>
       </w:r>
     </w:p>
     <w:p>
@@ -2143,7 +2152,7 @@
           <w:sz w:val="24"/>
           <w:szCs w:val="24"/>
         </w:rPr>
-        <w:t xml:space="preserve">— </w:t>
+        <w:t xml:space="preserve">- </w:t>
       </w:r>
       <w:r>
         <w:rPr>
@@ -2161,7 +2170,7 @@
           <w:sz w:val="24"/>
           <w:szCs w:val="24"/>
         </w:rPr>
-        <w:t xml:space="preserve"> — быстрая фиксация идей, решений встреч, чек-листов и ссылок с переносом в задачу одним действием.</w:t>
+        <w:t xml:space="preserve"> - быстрая фиксация идей, решений встреч, чек-листов и ссылок с переносом в задачу одним действием.</w:t>
       </w:r>
     </w:p>
     <w:p>
@@ -2176,7 +2185,7 @@
           <w:sz w:val="24"/>
           <w:szCs w:val="24"/>
         </w:rPr>
-        <w:t xml:space="preserve">— </w:t>
+        <w:t xml:space="preserve">- </w:t>
       </w:r>
       <w:r>
         <w:rPr>
@@ -2194,7 +2203,7 @@
           <w:sz w:val="24"/>
           <w:szCs w:val="24"/>
         </w:rPr>
-        <w:t xml:space="preserve"> — фиксация релизов и ключевых результатов, статистика закрытых задач, доля выполненного в срок.</w:t>
+        <w:t xml:space="preserve"> - фиксация релизов и ключевых результатов, статистика закрытых задач, доля выполненного в срок.</w:t>
       </w:r>
     </w:p>
     <w:p>
@@ -2209,7 +2218,7 @@
           <w:sz w:val="24"/>
           <w:szCs w:val="24"/>
         </w:rPr>
-        <w:t xml:space="preserve">— </w:t>
+        <w:t xml:space="preserve">- </w:t>
       </w:r>
       <w:r>
         <w:rPr>
@@ -2227,7 +2236,7 @@
           <w:sz w:val="24"/>
           <w:szCs w:val="24"/>
         </w:rPr>
-        <w:t xml:space="preserve"> — таймер на задачу для работы без переключений.</w:t>
+        <w:t xml:space="preserve"> - таймер на задачу для работы без переключений.</w:t>
       </w:r>
     </w:p>
     <w:p>
@@ -2242,7 +2251,7 @@
           <w:sz w:val="24"/>
           <w:szCs w:val="24"/>
         </w:rPr>
-        <w:t xml:space="preserve">— </w:t>
+        <w:t xml:space="preserve">- </w:t>
       </w:r>
       <w:r>
         <w:rPr>
@@ -2260,7 +2269,7 @@
           <w:sz w:val="24"/>
           <w:szCs w:val="24"/>
         </w:rPr>
-        <w:t xml:space="preserve"> — аватар, имя, e-mail, уведомления (в том числе через Telegram-бот), тёмная тема, язык интерфейса.</w:t>
+        <w:t xml:space="preserve"> - аватар, имя, e-mail, уведомления (в том числе через Telegram-бот), тёмная тема, язык интерфейса.</w:t>
       </w:r>
     </w:p>
     <w:p>
@@ -2275,7 +2284,7 @@
           <w:sz w:val="24"/>
           <w:szCs w:val="24"/>
         </w:rPr>
-        <w:t xml:space="preserve">— </w:t>
+        <w:t xml:space="preserve">- </w:t>
       </w:r>
       <w:r>
         <w:rPr>
@@ -2293,7 +2302,7 @@
           <w:sz w:val="24"/>
           <w:szCs w:val="24"/>
         </w:rPr>
-        <w:t xml:space="preserve"> — бесплатный пробный период, затем тарифы на 1/3/12 месяцев; создание платежа через платёжный шлюз, хранение статуса подписки, разграничение доступа к приложению по статусу.</w:t>
+        <w:t xml:space="preserve"> - бесплатный пробный период, затем тарифы на 1/3/12 месяцев; создание платежа через платёжный шлюз, хранение статуса подписки, разграничение доступа к приложению по статусу.</w:t>
       </w:r>
     </w:p>
     <w:p>
@@ -2317,7 +2326,7 @@
           <w:sz w:val="24"/>
           <w:szCs w:val="24"/>
         </w:rPr>
-        <w:t xml:space="preserve"> Ценность растёт от количества людей в пространстве: продукт специально подталкивает к приглашению команды (без второго участника пространство бессмысленно). Поэтому ключевая продуктовая метрика — не регистрация, а приглашение хотя бы одного участника и две недели совместной активности.</w:t>
+        <w:t xml:space="preserve"> Ценность растёт от количества людей в пространстве: продукт специально подталкивает к приглашению команды (без второго участника пространство бессмысленно). Поэтому ключевая продуктовая метрика - не регистрация, а приглашение хотя бы одного участника и две недели совместной активности.</w:t>
       </w:r>
     </w:p>
     <w:p>
@@ -2333,6 +2342,7 @@
           <w:bCs/>
           <w:i/>
           <w:iCs/>
+          <w:color w:val="000000"/>
           <w:sz w:val="24"/>
           <w:szCs w:val="24"/>
         </w:rPr>
@@ -2363,7 +2373,7 @@
         <w:tc>
           <w:tcPr>
             <w:tcW w:type="dxa" w:w="2120"/>
-            <w:shd w:fill="E8EEF7" w:color="auto" w:val="clear"/>
+            <w:shd w:fill="EDEDED" w:color="auto" w:val="clear"/>
             <w:tcMar>
               <w:top w:type="dxa" w:w="60"/>
               <w:left w:type="dxa" w:w="90"/>
@@ -2391,7 +2401,7 @@
         <w:tc>
           <w:tcPr>
             <w:tcW w:type="dxa" w:w="3470"/>
-            <w:shd w:fill="E8EEF7" w:color="auto" w:val="clear"/>
+            <w:shd w:fill="EDEDED" w:color="auto" w:val="clear"/>
             <w:tcMar>
               <w:top w:type="dxa" w:w="60"/>
               <w:left w:type="dxa" w:w="90"/>
@@ -2419,7 +2429,7 @@
         <w:tc>
           <w:tcPr>
             <w:tcW w:type="dxa" w:w="4048"/>
-            <w:shd w:fill="E8EEF7" w:color="auto" w:val="clear"/>
+            <w:shd w:fill="EDEDED" w:color="auto" w:val="clear"/>
             <w:tcMar>
               <w:top w:type="dxa" w:w="60"/>
               <w:left w:type="dxa" w:w="90"/>
@@ -2520,7 +2530,7 @@
                 <w:sz w:val="20"/>
                 <w:szCs w:val="20"/>
               </w:rPr>
-              <w:t xml:space="preserve">Пилоты на курсах по проектной деятельности, выступления на хакатонах и акселераторах, бесплатные пространства для учебных команд, шаблон «курсовой проект». Один куратор даёт доступ сразу к 10–30 командам — самый дешёвый канал на старте</w:t>
+              <w:t xml:space="preserve">Пилоты на курсах по проектной деятельности, выступления на хакатонах и акселераторах, бесплатные пространства для учебных команд, шаблон «курсовой проект». Один куратор даёт доступ сразу к 10-30 командам - самый дешёвый канал на старте</w:t>
             </w:r>
           </w:p>
         </w:tc>
@@ -3000,7 +3010,7 @@
                 <w:sz w:val="20"/>
                 <w:szCs w:val="20"/>
               </w:rPr>
-              <w:t xml:space="preserve">Механика «пригласи команду — месяц бесплатно», публичные карточки достижений</w:t>
+              <w:t xml:space="preserve">Механика «пригласи команду - месяц бесплатно», публичные карточки достижений</w:t>
             </w:r>
           </w:p>
         </w:tc>
@@ -3099,6 +3109,7 @@
           <w:bCs/>
           <w:i/>
           <w:iCs/>
+          <w:color w:val="000000"/>
           <w:sz w:val="24"/>
           <w:szCs w:val="24"/>
         </w:rPr>
@@ -3126,7 +3137,7 @@
           <w:sz w:val="24"/>
           <w:szCs w:val="24"/>
         </w:rPr>
-        <w:t xml:space="preserve"> Платит руководитель команды (капитан, владелец студии, тимлид) — он же ЛПР. Базовая цена — </w:t>
+        <w:t xml:space="preserve"> Платит руководитель команды (капитан, владелец студии, тимлид) - он же ЛПР. Базовая цена - </w:t>
       </w:r>
       <w:r>
         <w:rPr>
@@ -3144,7 +3155,7 @@
           <w:sz w:val="24"/>
           <w:szCs w:val="24"/>
         </w:rPr>
-        <w:t xml:space="preserve">; тарифы на 3 и 12 месяцев дешевле в пересчёте на месяц, экономия показывается прямо в окне выбора подписки. До оплаты — бесплатный пробный период; после его окончания доступ к приложению закрывается, данные сохраняются.</w:t>
+        <w:t xml:space="preserve">; тарифы на 3 и 12 месяцев дешевле в пересчёте на месяц, экономия показывается прямо в окне выбора подписки. До оплаты - бесплатный пробный период; после его окончания доступ к приложению закрывается, данные сохраняются.</w:t>
       </w:r>
     </w:p>
     <w:tbl>
@@ -3171,7 +3182,7 @@
         <w:tc>
           <w:tcPr>
             <w:tcW w:type="dxa" w:w="2313"/>
-            <w:shd w:fill="E8EEF7" w:color="auto" w:val="clear"/>
+            <w:shd w:fill="EDEDED" w:color="auto" w:val="clear"/>
             <w:tcMar>
               <w:top w:type="dxa" w:w="60"/>
               <w:left w:type="dxa" w:w="90"/>
@@ -3199,7 +3210,7 @@
         <w:tc>
           <w:tcPr>
             <w:tcW w:type="dxa" w:w="3470"/>
-            <w:shd w:fill="E8EEF7" w:color="auto" w:val="clear"/>
+            <w:shd w:fill="EDEDED" w:color="auto" w:val="clear"/>
             <w:tcMar>
               <w:top w:type="dxa" w:w="60"/>
               <w:left w:type="dxa" w:w="90"/>
@@ -3227,7 +3238,7 @@
         <w:tc>
           <w:tcPr>
             <w:tcW w:type="dxa" w:w="3855"/>
-            <w:shd w:fill="E8EEF7" w:color="auto" w:val="clear"/>
+            <w:shd w:fill="EDEDED" w:color="auto" w:val="clear"/>
             <w:tcMar>
               <w:top w:type="dxa" w:w="60"/>
               <w:left w:type="dxa" w:w="90"/>
@@ -3303,7 +3314,7 @@
                 <w:sz w:val="20"/>
                 <w:szCs w:val="20"/>
               </w:rPr>
-              <w:t xml:space="preserve">Руководитель команды — за доступ участников к пространству</w:t>
+              <w:t xml:space="preserve">Руководитель команды - за доступ участников к пространству</w:t>
             </w:r>
           </w:p>
         </w:tc>
@@ -3328,7 +3339,7 @@
                 <w:sz w:val="20"/>
                 <w:szCs w:val="20"/>
               </w:rPr>
-              <w:t xml:space="preserve">225 ₽ / участник / мес. Команда из 5 человек — 1 125 ₽/мес</w:t>
+              <w:t xml:space="preserve">225 ₽ / участник / мес. Команда из 5 человек - 1 125 ₽/мес</w:t>
             </w:r>
           </w:p>
         </w:tc>
@@ -3543,7 +3554,7 @@
                 <w:sz w:val="20"/>
                 <w:szCs w:val="20"/>
               </w:rPr>
-              <w:t xml:space="preserve">Руководитель — за пакет мест (до 5 / до 15), а не за каждого</w:t>
+              <w:t xml:space="preserve">Руководитель - за пакет мест (до 5 / до 15), а не за каждого</w:t>
             </w:r>
           </w:p>
         </w:tc>
@@ -3623,7 +3634,7 @@
                 <w:sz w:val="20"/>
                 <w:szCs w:val="20"/>
               </w:rPr>
-              <w:t xml:space="preserve">Кафедра, вуз, организатор акселератора — за пакет пространств на поток/группу</w:t>
+              <w:t xml:space="preserve">Кафедра, вуз, организатор акселератора - за пакет пространств на поток/группу</w:t>
             </w:r>
           </w:p>
         </w:tc>
@@ -3648,7 +3659,7 @@
                 <w:sz w:val="20"/>
                 <w:szCs w:val="20"/>
               </w:rPr>
-              <w:t xml:space="preserve">Оценочно 40–80 тыс. ₽ за семестровый пакет на поток; одновременно канал привлечения</w:t>
+              <w:t xml:space="preserve">Оценочно 40-80 тыс. ₽ за семестровый пакет на поток; одновременно канал привлечения</w:t>
             </w:r>
           </w:p>
         </w:tc>
@@ -3728,7 +3739,7 @@
                 <w:sz w:val="20"/>
                 <w:szCs w:val="20"/>
               </w:rPr>
-              <w:t xml:space="preserve">Надбавка к подписке 15–30%</w:t>
+              <w:t xml:space="preserve">Надбавка к подписке 15-30%</w:t>
             </w:r>
           </w:p>
         </w:tc>
@@ -3755,7 +3766,7 @@
           <w:sz w:val="24"/>
           <w:szCs w:val="24"/>
         </w:rPr>
-        <w:t xml:space="preserve"> Прямые аналоги имеют бесплатные тарифы (YouGile — бесплатно до 10 пользователей; Weeek — до 5; у Kaiten есть бесплатный план), поэтому аргумент «мы дешевле» работает только против их платных тарифов. Отсюда вытекает решение в дорожной карте: ввести бесплатный тариф с лимитами (1 проект, до 3 участников) как вход в воронку, а монетизировать второй проект и расширение команды.</w:t>
+        <w:t xml:space="preserve"> Прямые аналоги имеют бесплатные тарифы (YouGile - бесплатно до 10 пользователей; Weeek - до 5; у Kaiten есть бесплатный план), поэтому аргумент «мы дешевле» работает только против их платных тарифов. Отсюда вытекает решение в дорожной карте: ввести бесплатный тариф с лимитами (1 проект, до 3 участников) как вход в воронку, а монетизировать второй проект и расширение команды.</w:t>
       </w:r>
     </w:p>
     <w:p>
@@ -3771,6 +3782,7 @@
           <w:bCs/>
           <w:i/>
           <w:iCs/>
+          <w:color w:val="000000"/>
           <w:sz w:val="24"/>
           <w:szCs w:val="24"/>
         </w:rPr>
@@ -3801,7 +3813,7 @@
         <w:tc>
           <w:tcPr>
             <w:tcW w:type="dxa" w:w="2506"/>
-            <w:shd w:fill="E8EEF7" w:color="auto" w:val="clear"/>
+            <w:shd w:fill="EDEDED" w:color="auto" w:val="clear"/>
             <w:tcMar>
               <w:top w:type="dxa" w:w="60"/>
               <w:left w:type="dxa" w:w="90"/>
@@ -3829,7 +3841,7 @@
         <w:tc>
           <w:tcPr>
             <w:tcW w:type="dxa" w:w="4819"/>
-            <w:shd w:fill="E8EEF7" w:color="auto" w:val="clear"/>
+            <w:shd w:fill="EDEDED" w:color="auto" w:val="clear"/>
             <w:tcMar>
               <w:top w:type="dxa" w:w="60"/>
               <w:left w:type="dxa" w:w="90"/>
@@ -3857,7 +3869,7 @@
         <w:tc>
           <w:tcPr>
             <w:tcW w:type="dxa" w:w="2313"/>
-            <w:shd w:fill="E8EEF7" w:color="auto" w:val="clear"/>
+            <w:shd w:fill="EDEDED" w:color="auto" w:val="clear"/>
             <w:tcMar>
               <w:top w:type="dxa" w:w="60"/>
               <w:left w:type="dxa" w:w="90"/>
@@ -3933,7 +3945,7 @@
                 <w:sz w:val="20"/>
                 <w:szCs w:val="20"/>
               </w:rPr>
-              <w:t xml:space="preserve">Команда проекта (4 человека, совмещение с учёбой). В денежной оценке — альтернативная стоимость времени 2 разработчиков</w:t>
+              <w:t xml:space="preserve">Команда проекта (4 человека, совмещение с учёбой). В денежной оценке - альтернативная стоимость времени 2 разработчиков</w:t>
             </w:r>
           </w:p>
         </w:tc>
@@ -4038,7 +4050,7 @@
                 <w:sz w:val="20"/>
                 <w:szCs w:val="20"/>
               </w:rPr>
-              <w:t xml:space="preserve">3 000 – 8 000</w:t>
+              <w:t xml:space="preserve">3 000 - 8 000</w:t>
             </w:r>
           </w:p>
         </w:tc>
@@ -4093,7 +4105,7 @@
                 <w:sz w:val="20"/>
                 <w:szCs w:val="20"/>
               </w:rPr>
-              <w:t xml:space="preserve">Комиссия эквайринга 2,5–3,5% с оборота, расчётный счёт</w:t>
+              <w:t xml:space="preserve">Комиссия эквайринга 2,5-3,5% с оборота, расчётный счёт</w:t>
             </w:r>
           </w:p>
         </w:tc>
@@ -4118,7 +4130,7 @@
                 <w:sz w:val="20"/>
                 <w:szCs w:val="20"/>
               </w:rPr>
-              <w:t xml:space="preserve">2,5–3,5% оборота + 0–1 500</w:t>
+              <w:t xml:space="preserve">2,5-3,5% оборота + 0-1 500</w:t>
             </w:r>
           </w:p>
         </w:tc>
@@ -4198,7 +4210,7 @@
                 <w:sz w:val="20"/>
                 <w:szCs w:val="20"/>
               </w:rPr>
-              <w:t xml:space="preserve">10 000 – 30 000 разово</w:t>
+              <w:t xml:space="preserve">10 000 - 30 000 разово</w:t>
             </w:r>
           </w:p>
         </w:tc>
@@ -4278,7 +4290,7 @@
                 <w:sz w:val="20"/>
                 <w:szCs w:val="20"/>
               </w:rPr>
-              <w:t xml:space="preserve">2 000 – 5 000</w:t>
+              <w:t xml:space="preserve">2 000 - 5 000</w:t>
             </w:r>
           </w:p>
         </w:tc>
@@ -4358,7 +4370,7 @@
                 <w:sz w:val="20"/>
                 <w:szCs w:val="20"/>
               </w:rPr>
-              <w:t xml:space="preserve">0 – 20 000</w:t>
+              <w:t xml:space="preserve">0 - 20 000</w:t>
             </w:r>
           </w:p>
         </w:tc>
@@ -4518,7 +4530,7 @@
                 <w:sz w:val="20"/>
                 <w:szCs w:val="20"/>
               </w:rPr>
-              <w:t xml:space="preserve">0 – 1 500</w:t>
+              <w:t xml:space="preserve">0 - 1 500</w:t>
             </w:r>
           </w:p>
         </w:tc>
@@ -4537,15 +4549,15 @@
           <w:sz w:val="24"/>
           <w:szCs w:val="24"/>
         </w:rPr>
-        <w:t xml:space="preserve">Итого денежных издержек на старте: примерно 6–35 тыс. ₽ в месяц плюс разовые юридические расходы.</w:t>
-      </w:r>
-      <w:r>
-        <w:rPr>
-          <w:rFonts w:ascii="Times New Roman" w:cs="Times New Roman" w:eastAsia="Times New Roman" w:hAnsi="Times New Roman"/>
-          <w:sz w:val="24"/>
-          <w:szCs w:val="24"/>
-        </w:rPr>
-        <w:t xml:space="preserve"> Точка безубыточности по денежным расходам достигается примерно на 30–60 платящих участниках (при 225 ₽ и среднем счёте 1 000 ₽ на команду — это 7–15 платящих команд). Это делает проект устойчивым даже при медленном старте, но не окупает время команды — для этого нужен выход на 300+ платящих участников.</w:t>
+        <w:t xml:space="preserve">Итого денежных издержек на старте: примерно 6-35 тыс. ₽ в месяц плюс разовые юридические расходы.</w:t>
+      </w:r>
+      <w:r>
+        <w:rPr>
+          <w:rFonts w:ascii="Times New Roman" w:cs="Times New Roman" w:eastAsia="Times New Roman" w:hAnsi="Times New Roman"/>
+          <w:sz w:val="24"/>
+          <w:szCs w:val="24"/>
+        </w:rPr>
+        <w:t xml:space="preserve"> Точка безубыточности по денежным расходам достигается примерно на 30-60 платящих участниках (при 225 ₽ и среднем счёте 1 000 ₽ на команду - это 7-15 платящих команд). Это делает проект устойчивым даже при медленном старте, но не окупает время команды - для этого нужен выход на 300+ платящих участников.</w:t>
       </w:r>
     </w:p>
     <w:p>
@@ -4561,6 +4573,7 @@
           <w:bCs/>
           <w:i/>
           <w:iCs/>
+          <w:color w:val="000000"/>
           <w:sz w:val="24"/>
           <w:szCs w:val="24"/>
         </w:rPr>
@@ -4591,7 +4604,7 @@
         <w:tc>
           <w:tcPr>
             <w:tcW w:type="dxa" w:w="2120"/>
-            <w:shd w:fill="E8EEF7" w:color="auto" w:val="clear"/>
+            <w:shd w:fill="EDEDED" w:color="auto" w:val="clear"/>
             <w:tcMar>
               <w:top w:type="dxa" w:w="60"/>
               <w:left w:type="dxa" w:w="90"/>
@@ -4619,7 +4632,7 @@
         <w:tc>
           <w:tcPr>
             <w:tcW w:type="dxa" w:w="5012"/>
-            <w:shd w:fill="E8EEF7" w:color="auto" w:val="clear"/>
+            <w:shd w:fill="EDEDED" w:color="auto" w:val="clear"/>
             <w:tcMar>
               <w:top w:type="dxa" w:w="60"/>
               <w:left w:type="dxa" w:w="90"/>
@@ -4647,7 +4660,7 @@
         <w:tc>
           <w:tcPr>
             <w:tcW w:type="dxa" w:w="2506"/>
-            <w:shd w:fill="E8EEF7" w:color="auto" w:val="clear"/>
+            <w:shd w:fill="EDEDED" w:color="auto" w:val="clear"/>
             <w:tcMar>
               <w:top w:type="dxa" w:w="60"/>
               <w:left w:type="dxa" w:w="90"/>
@@ -5727,6 +5740,7 @@
           <w:bCs/>
           <w:i/>
           <w:iCs/>
+          <w:color w:val="000000"/>
           <w:sz w:val="24"/>
           <w:szCs w:val="24"/>
         </w:rPr>
@@ -5754,7 +5768,7 @@
           <w:sz w:val="24"/>
           <w:szCs w:val="24"/>
         </w:rPr>
-        <w:t xml:space="preserve">классического «нечестного» преимущества — патента, эксклюзивного доступа к данным или сетевого эффекта масштаба — у проекта нет.</w:t>
+        <w:t xml:space="preserve">классического «нечестного» преимущества - патента, эксклюзивного доступа к данным или сетевого эффекта масштаба - у проекта нет.</w:t>
       </w:r>
       <w:r>
         <w:rPr>
@@ -5777,7 +5791,7 @@
           <w:sz w:val="24"/>
           <w:szCs w:val="24"/>
         </w:rPr>
-        <w:t xml:space="preserve">— </w:t>
+        <w:t xml:space="preserve">- </w:t>
       </w:r>
       <w:r>
         <w:rPr>
@@ -5795,7 +5809,7 @@
           <w:sz w:val="24"/>
           <w:szCs w:val="24"/>
         </w:rPr>
-        <w:t xml:space="preserve"> (клиент, REST-бэкенд, авторизация, подписки и приём платежей, размещение в RuStore), уже прошедшая полный ребрендинг и перестройку интерфейса. Это не идея, а работающий продукт: скорость итераций — дни, без согласований и релизных поездов.</w:t>
+        <w:t xml:space="preserve"> (клиент, REST-бэкенд, авторизация, подписки и приём платежей, размещение в RuStore), уже прошедшая полный ребрендинг и перестройку интерфейса. Это не идея, а работающий продукт: скорость итераций - дни, без согласований и релизных поездов.</w:t>
       </w:r>
     </w:p>
     <w:p>
@@ -5810,7 +5824,7 @@
           <w:sz w:val="24"/>
           <w:szCs w:val="24"/>
         </w:rPr>
-        <w:t xml:space="preserve">— </w:t>
+        <w:t xml:space="preserve">- </w:t>
       </w:r>
       <w:r>
         <w:rPr>
@@ -5828,7 +5842,7 @@
           <w:sz w:val="24"/>
           <w:szCs w:val="24"/>
         </w:rPr>
-        <w:t xml:space="preserve"> Мы сами — студенческая проектная команда: у нас есть вход в вузовскую среду, кураторов проектной деятельности и студенческие сообщества. Крупному игроку этот канал стоит дорого (отдел продаж в образование), а нам он доступен почти бесплатно и работает на рекомендации, а не на рекламу.</w:t>
+        <w:t xml:space="preserve"> Мы сами - студенческая проектная команда: у нас есть вход в вузовскую среду, кураторов проектной деятельности и студенческие сообщества. Крупному игроку этот канал стоит дорого (отдел продаж в образование), а нам он доступен почти бесплатно и работает на рекомендации, а не на рекламу.</w:t>
       </w:r>
     </w:p>
     <w:p>
@@ -5843,7 +5857,7 @@
           <w:sz w:val="24"/>
           <w:szCs w:val="24"/>
         </w:rPr>
-        <w:t xml:space="preserve">— </w:t>
+        <w:t xml:space="preserve">- </w:t>
       </w:r>
       <w:r>
         <w:rPr>
@@ -5861,7 +5875,7 @@
           <w:sz w:val="24"/>
           <w:szCs w:val="24"/>
         </w:rPr>
-        <w:t xml:space="preserve"> Наш ключевой ход — дешёвое место и будущий пакетный тариф «за команду». Для сервисов с выручкой на per-seat модели копирование означает каннибализацию собственной выручки на основном сегменте — им это невыгодно делать быстро.</w:t>
+        <w:t xml:space="preserve"> Наш ключевой ход - дешёвое место и будущий пакетный тариф «за команду». Для сервисов с выручкой на per-seat модели копирование означает каннибализацию собственной выручки на основном сегменте - им это невыгодно делать быстро.</w:t>
       </w:r>
     </w:p>
     <w:p>
@@ -5876,7 +5890,7 @@
           <w:sz w:val="24"/>
           <w:szCs w:val="24"/>
         </w:rPr>
-        <w:t xml:space="preserve">— </w:t>
+        <w:t xml:space="preserve">- </w:t>
       </w:r>
       <w:r>
         <w:rPr>
@@ -5894,7 +5908,7 @@
           <w:sz w:val="24"/>
           <w:szCs w:val="24"/>
         </w:rPr>
-        <w:t xml:space="preserve"> от первых команд (курсовой проект, клиентский проект агентства, подготовка мероприятия). Чем больше пилотов, тем точнее шаблоны «из коробки» — а это именно то, что снимает порог входа и не копируется чтением нашего лендинга.</w:t>
+        <w:t xml:space="preserve"> от первых команд (курсовой проект, клиентский проект агентства, подготовка мероприятия). Чем больше пилотов, тем точнее шаблоны «из коробки» - а это именно то, что снимает порог входа и не копируется чтением нашего лендинга.</w:t>
       </w:r>
     </w:p>
     <w:p>
@@ -5909,7 +5923,7 @@
           <w:sz w:val="24"/>
           <w:szCs w:val="24"/>
         </w:rPr>
-        <w:t xml:space="preserve">— </w:t>
+        <w:t xml:space="preserve">- </w:t>
       </w:r>
       <w:r>
         <w:rPr>
@@ -5927,7 +5941,7 @@
           <w:sz w:val="24"/>
           <w:szCs w:val="24"/>
         </w:rPr>
-        <w:t xml:space="preserve"> Команда из четырёх человек без офиса и штата поддержки безубыточна на 7–15 платящих командах; конкурент с зарплатным фондом не может позволить себе работать в такой нише с такой ценой.</w:t>
+        <w:t xml:space="preserve"> Команда из четырёх человек без офиса и штата поддержки безубыточна на 7-15 платящих командах; конкурент с зарплатным фондом не может позволить себе работать в такой нише с такой ценой.</w:t>
       </w:r>
     </w:p>
     <w:p>
@@ -5941,6 +5955,7 @@
           <w:rFonts w:ascii="Times New Roman" w:cs="Times New Roman" w:eastAsia="Times New Roman" w:hAnsi="Times New Roman"/>
           <w:b/>
           <w:bCs/>
+          <w:color w:val="000000"/>
           <w:sz w:val="26"/>
           <w:szCs w:val="26"/>
         </w:rPr>
@@ -5960,7 +5975,7 @@
           <w:sz w:val="22"/>
           <w:szCs w:val="22"/>
         </w:rPr>
-        <w:t xml:space="preserve">Допущения расчёта: курс 80 ₽ за 1 $; цена продукта 225 ₽ за участника в месяц (2 700 ₽ в год); средняя платящая команда — 5 участников, т. е. ARPA ≈ 1 125 ₽/мес или 13 500 ₽/год. Источники данных указаны после каждого расчёта.</w:t>
+        <w:t xml:space="preserve">Допущения расчёта: курс 80 ₽ за 1 $; цена продукта 225 ₽ за участника в месяц (2 700 ₽ в год); средняя платящая команда - 5 участников, т. е. ARPA ≈ 1 125 ₽/мес или 13 500 ₽/год. Источники данных указаны после каждого расчёта.</w:t>
       </w:r>
     </w:p>
     <w:p>
@@ -5976,10 +5991,11 @@
           <w:bCs/>
           <w:i/>
           <w:iCs/>
-          <w:sz w:val="24"/>
-          <w:szCs w:val="24"/>
-        </w:rPr>
-        <w:t xml:space="preserve">TAM (Total Addressable Market) — весь мировой рынок</w:t>
+          <w:color w:val="000000"/>
+          <w:sz w:val="24"/>
+          <w:szCs w:val="24"/>
+        </w:rPr>
+        <w:t xml:space="preserve">TAM (Total Addressable Market) - весь мировой рынок</w:t>
       </w:r>
     </w:p>
     <w:p>
@@ -6003,7 +6019,7 @@
           <w:sz w:val="24"/>
           <w:szCs w:val="24"/>
         </w:rPr>
-        <w:t xml:space="preserve"> Разные аналитические агентства оценивают мировой рынок ПО для управления проектами в 2025 году от 7,24 млрд $ (Mordor Intelligence, прогноз роста до 12,02 млрд $ к 2030 году, CAGR 10,7%) до 11,91 млрд $ (Fortune Business Insights, прогноз 45,19 млрд $ к 2034 году). Промежуточные оценки — около 9–10 млрд $. Отраслевые публикации TAdviser фиксируют рост мирового рынка на 12,2% за год и объём около 8,6 млрд $.</w:t>
+        <w:t xml:space="preserve"> Разные аналитические агентства оценивают мировой рынок ПО для управления проектами в 2025 году от 7,24 млрд $ (Mordor Intelligence, прогноз роста до 12,02 млрд $ к 2030 году, CAGR 10,7%) до 11,91 млрд $ (Fortune Business Insights, прогноз 45,19 млрд $ к 2034 году). Промежуточные оценки - около 9-10 млрд $. Отраслевые публикации TAdviser фиксируют рост мирового рынка на 12,2% за год и объём около 8,6 млрд $.</w:t>
       </w:r>
     </w:p>
     <w:p>
@@ -6019,7 +6035,7 @@
           <w:sz w:val="24"/>
           <w:szCs w:val="24"/>
         </w:rPr>
-        <w:t xml:space="preserve">TAM = 7,2–11,9 млрд $ = 580–950 млрд ₽ в год.</w:t>
+        <w:t xml:space="preserve">TAM = 7,2-11,9 млрд $ = 580-950 млрд ₽ в год.</w:t>
       </w:r>
       <w:r>
         <w:rPr>
@@ -6061,7 +6077,7 @@
           <w:sz w:val="24"/>
           <w:szCs w:val="24"/>
         </w:rPr>
-        <w:t xml:space="preserve"> По оценкам Всемирного банка и IFC, в мире насчитывается около 400 млн малых и средних предприятий. Доля тех, чья работа носит проектный характер и в команде есть минимум 3 человека, умственно занятых (ИТ, маркетинг, дизайн, консалтинг, медиа, образование, проектирование), — порядка 10%, то есть ≈ 40 млн команд. При среднем числе платных мест 5 и годовой цене 2 700 ₽ за место:</w:t>
+        <w:t xml:space="preserve"> По оценкам Всемирного банка и IFC, в мире насчитывается около 400 млн малых и средних предприятий. Доля тех, чья работа носит проектный характер и в команде есть минимум 3 человека, умственно занятых (ИТ, маркетинг, дизайн, консалтинг, медиа, образование, проектирование), - порядка 10%, то есть ≈ 40 млн команд. При среднем числе платных мест 5 и годовой цене 2 700 ₽ за место:</w:t>
       </w:r>
     </w:p>
     <w:p>
@@ -6109,7 +6125,7 @@
           <w:sz w:val="22"/>
           <w:szCs w:val="22"/>
         </w:rPr>
-        <w:t xml:space="preserve">Источники: Mordor Intelligence и Fortune Business Insights (обзоры рынка Project Management Software, 2025–2026); TAdviser, «Системы управления проектами (мировой рынок)»; World Bank / IFC — оценка числа МСП в мире.</w:t>
+        <w:t xml:space="preserve">Источники: Mordor Intelligence и Fortune Business Insights (обзоры рынка Project Management Software, 2025-2026); TAdviser, «Системы управления проектами (мировой рынок)»; World Bank / IFC - оценка числа МСП в мире.</w:t>
       </w:r>
     </w:p>
     <w:p>
@@ -6125,10 +6141,11 @@
           <w:bCs/>
           <w:i/>
           <w:iCs/>
-          <w:sz w:val="24"/>
-          <w:szCs w:val="24"/>
-        </w:rPr>
-        <w:t xml:space="preserve">SAM (Serviceable Available Market) — доступный нам рынок</w:t>
+          <w:color w:val="000000"/>
+          <w:sz w:val="24"/>
+          <w:szCs w:val="24"/>
+        </w:rPr>
+        <w:t xml:space="preserve">SAM (Serviceable Available Market) - доступный нам рынок</w:t>
       </w:r>
     </w:p>
     <w:p>
@@ -6178,7 +6195,7 @@
         <w:tc>
           <w:tcPr>
             <w:tcW w:type="dxa" w:w="2891"/>
-            <w:shd w:fill="E8EEF7" w:color="auto" w:val="clear"/>
+            <w:shd w:fill="EDEDED" w:color="auto" w:val="clear"/>
             <w:tcMar>
               <w:top w:type="dxa" w:w="60"/>
               <w:left w:type="dxa" w:w="90"/>
@@ -6206,7 +6223,7 @@
         <w:tc>
           <w:tcPr>
             <w:tcW w:type="dxa" w:w="6747"/>
-            <w:shd w:fill="E8EEF7" w:color="auto" w:val="clear"/>
+            <w:shd w:fill="EDEDED" w:color="auto" w:val="clear"/>
             <w:tcMar>
               <w:top w:type="dxa" w:w="60"/>
               <w:left w:type="dxa" w:w="90"/>
@@ -6282,7 +6299,7 @@
                 <w:sz w:val="20"/>
                 <w:szCs w:val="20"/>
               </w:rPr>
-              <w:t xml:space="preserve">Нет англоязычной локализации, маркетинга и поддержки; нет возможности принимать платежи международными платёжными системами; требования GDPR; конкуренция с Asana/Monday/ClickUp при нулевом бюджете на привлечение — вход экономически недоступен</w:t>
+              <w:t xml:space="preserve">Нет англоязычной локализации, маркетинга и поддержки; нет возможности принимать платежи международными платёжными системами; требования GDPR; конкуренция с Asana/Monday/ClickUp при нулевом бюджете на привлечение - вход экономически недоступен</w:t>
             </w:r>
           </w:p>
         </w:tc>
@@ -6337,7 +6354,7 @@
                 <w:sz w:val="20"/>
                 <w:szCs w:val="20"/>
               </w:rPr>
-              <w:t xml:space="preserve">Требуются on-premise-поставка, присутствие в реестре отечественного ПО, интеграция с Active Directory и 1С, аттестация по 152-ФЗ, SLA и техподдержка 24/7, конкурсные процедуры. У проекта нет ни юрлица в текущем виде, ни сертификации — это 60–65% денег российского рынка систем управления проектами</w:t>
+              <w:t xml:space="preserve">Требуются on-premise-поставка, присутствие в реестре отечественного ПО, интеграция с Active Directory и 1С, аттестация по 152-ФЗ, SLA и техподдержка 24/7, конкурсные процедуры. У проекта нет ни юрлица в текущем виде, ни сертификации - это 60-65% денег российского рынка систем управления проектами</w:t>
             </w:r>
           </w:p>
         </w:tc>
@@ -6529,7 +6546,7 @@
           <w:sz w:val="24"/>
           <w:szCs w:val="24"/>
         </w:rPr>
-        <w:t xml:space="preserve"> По оценке Naumen, объём российского рынка систем управления проектами составил 6 млрд ₽ в 2024 году с прогнозом 6,6 млрд ₽ на 2025 год; сегмент таск-трекеров в 2024 году — 2,4 млрд ₽. Directum и «Корус Консалтинг» оценивают рынок 2025 года в 6,5–7 млрд ₽ (без услуг внедрения). Если из сегмента задач и трекеров (2,4–3,0 млрд ₽) исключить корпоративные и госвнедрения (≈60–65%), на SaaS для малых команд остаётся </w:t>
+        <w:t xml:space="preserve"> По оценке Naumen, объём российского рынка систем управления проектами составил 6 млрд ₽ в 2024 году с прогнозом 6,6 млрд ₽ на 2025 год; сегмент таск-трекеров в 2024 году - 2,4 млрд ₽. Directum и «Корус Консалтинг» оценивают рынок 2025 года в 6,5-7 млрд ₽ (без услуг внедрения). Если из сегмента задач и трекеров (2,4-3,0 млрд ₽) исключить корпоративные и госвнедрения (≈60-65%), на SaaS для малых команд остаётся </w:t>
       </w:r>
       <w:r>
         <w:rPr>
@@ -6539,7 +6556,7 @@
           <w:sz w:val="24"/>
           <w:szCs w:val="24"/>
         </w:rPr>
-        <w:t xml:space="preserve">0,9–1,2 млрд ₽ в год.</w:t>
+        <w:t xml:space="preserve">0,9-1,2 млрд ₽ в год.</w:t>
       </w:r>
     </w:p>
     <w:p>
@@ -6563,7 +6580,7 @@
           <w:sz w:val="24"/>
           <w:szCs w:val="24"/>
         </w:rPr>
-        <w:t xml:space="preserve"> По данным Единого реестра ФНС (обновление июля 2026 года) в России 6,6 млн субъектов МСП, из них около 2,0 млн юридических лиц и 4,6 млн индивидуальных предпринимателей; Минэкономразвития на начало 2026 года сообщало о 6,835 млн субъектов — исторический максимум. Берём 2,0 млн юрлиц-МСП как базу «команд с сотрудниками». Доля организаций с проектным характером работы и штатом от 3 человек — около 20% → </w:t>
+        <w:t xml:space="preserve"> По данным Единого реестра ФНС (обновление июля 2026 года) в России 6,6 млн субъектов МСП, из них около 2,0 млн юридических лиц и 4,6 млн индивидуальных предпринимателей; Минэкономразвития на начало 2026 года сообщало о 6,835 млн субъектов - исторический максимум. Берём 2,0 млн юрлиц-МСП как базу «команд с сотрудниками». Доля организаций с проектным характером работы и штатом от 3 человек - около 20% → </w:t>
       </w:r>
       <w:r>
         <w:rPr>
@@ -6633,7 +6650,7 @@
           <w:sz w:val="24"/>
           <w:szCs w:val="24"/>
         </w:rPr>
-        <w:t xml:space="preserve"> (диапазон 0,9–1,8 млрд ₽; берём верхнюю границу, так как в SAM мы включаем ещё и образовательный сегмент — оценочно 25–30 тыс. активных студенческих проектных команд, монетизируемых через лицензии вузам). Это около </w:t>
+        <w:t xml:space="preserve"> (диапазон 0,9-1,8 млрд ₽; берём верхнюю границу, так как в SAM мы включаем ещё и образовательный сегмент - оценочно 25-30 тыс. активных студенческих проектных команд, монетизируемых через лицензии вузам). Это около </w:t>
       </w:r>
       <w:r>
         <w:rPr>
@@ -6659,7 +6676,7 @@
           <w:sz w:val="22"/>
           <w:szCs w:val="22"/>
         </w:rPr>
-        <w:t xml:space="preserve">Источники: Naumen, «Крупный бизнес не спешит переходить на российское ПО для управления проектами» (оценка рынка 2024–2025); TAdviser, раздел «Системы управления проектами»; ФНС России, Единый реестр субъектов МСП (обновление 10.07.2026); Минэкономразвития РФ, данные о числе субъектов МСП на январь 2026 года.</w:t>
+        <w:t xml:space="preserve">Источники: Naumen, «Крупный бизнес не спешит переходить на российское ПО для управления проектами» (оценка рынка 2024-2025); TAdviser, раздел «Системы управления проектами»; ФНС России, Единый реестр субъектов МСП (обновление 10.07.2026); Минэкономразвития РФ, данные о числе субъектов МСП на январь 2026 года.</w:t>
       </w:r>
     </w:p>
     <w:p>
@@ -6675,10 +6692,11 @@
           <w:bCs/>
           <w:i/>
           <w:iCs/>
-          <w:sz w:val="24"/>
-          <w:szCs w:val="24"/>
-        </w:rPr>
-        <w:t xml:space="preserve">SOM (Serviceable Obtainable Market) — что реально взять за первый год</w:t>
+          <w:color w:val="000000"/>
+          <w:sz w:val="24"/>
+          <w:szCs w:val="24"/>
+        </w:rPr>
+        <w:t xml:space="preserve">SOM (Serviceable Obtainable Market) - что реально взять за первый год</w:t>
       </w:r>
     </w:p>
     <w:p>
@@ -6692,7 +6710,7 @@
           <w:sz w:val="24"/>
           <w:szCs w:val="24"/>
         </w:rPr>
-        <w:t xml:space="preserve">Ресурсы: команда 4 человека с совмещением учёбы и работы, маркетинговый бюджет 0–20 тыс. ₽ в месяц, отсутствие отдела продаж, продукт в стадии пилотного запуска. Расчёт ведём по воронке: визиты → регистрации → запуск пространства (пробный период) → оплата, с учётом средней длительности подписки в первом году.</w:t>
+        <w:t xml:space="preserve">Ресурсы: команда 4 человека с совмещением учёбы и работы, маркетинговый бюджет 0-20 тыс. ₽ в месяц, отсутствие отдела продаж, продукт в стадии пилотного запуска. Расчёт ведём по воронке: визиты → регистрации → запуск пространства (пробный период) → оплата, с учётом средней длительности подписки в первом году.</w:t>
       </w:r>
     </w:p>
     <w:tbl>
@@ -6719,7 +6737,7 @@
         <w:tc>
           <w:tcPr>
             <w:tcW w:type="dxa" w:w="2891"/>
-            <w:shd w:fill="E8EEF7" w:color="auto" w:val="clear"/>
+            <w:shd w:fill="EDEDED" w:color="auto" w:val="clear"/>
             <w:tcMar>
               <w:top w:type="dxa" w:w="60"/>
               <w:left w:type="dxa" w:w="90"/>
@@ -6747,7 +6765,7 @@
         <w:tc>
           <w:tcPr>
             <w:tcW w:type="dxa" w:w="3373"/>
-            <w:shd w:fill="E8EEF7" w:color="auto" w:val="clear"/>
+            <w:shd w:fill="EDEDED" w:color="auto" w:val="clear"/>
             <w:tcMar>
               <w:top w:type="dxa" w:w="60"/>
               <w:left w:type="dxa" w:w="90"/>
@@ -6775,7 +6793,7 @@
         <w:tc>
           <w:tcPr>
             <w:tcW w:type="dxa" w:w="3373"/>
-            <w:shd w:fill="E8EEF7" w:color="auto" w:val="clear"/>
+            <w:shd w:fill="EDEDED" w:color="auto" w:val="clear"/>
             <w:tcMar>
               <w:top w:type="dxa" w:w="60"/>
               <w:left w:type="dxa" w:w="90"/>
@@ -7672,7 +7690,7 @@
           <w:sz w:val="24"/>
           <w:szCs w:val="24"/>
         </w:rPr>
-        <w:t xml:space="preserve">— вузовский канал: один куратор проектной деятельности = 10–30 команд за семестр при нулевой стоимости привлечения;</w:t>
+        <w:t xml:space="preserve">- вузовский канал: один куратор проектной деятельности = 10-30 команд за семестр при нулевой стоимости привлечения;</w:t>
       </w:r>
     </w:p>
     <w:p>
@@ -7687,7 +7705,7 @@
           <w:sz w:val="24"/>
           <w:szCs w:val="24"/>
         </w:rPr>
-        <w:t xml:space="preserve">— шаблоны готовых пространств («курсовой проект», «клиентский проект агентства», «подготовка мероприятия»), сокращающие время до первой ценности до 10–15 минут;</w:t>
+        <w:t xml:space="preserve">- шаблоны готовых пространств («курсовой проект», «клиентский проект агентства», «подготовка мероприятия»), сокращающие время до первой ценности до 10-15 минут;</w:t>
       </w:r>
     </w:p>
     <w:p>
@@ -7702,7 +7720,7 @@
           <w:sz w:val="24"/>
           <w:szCs w:val="24"/>
         </w:rPr>
-        <w:t xml:space="preserve">— реферальная механика «пригласи команду — месяц бесплатно»: продукт по своей природе вирусен внутри команды (участник видит систему до того, как начнёт за неё платить);</w:t>
+        <w:t xml:space="preserve">- реферальная механика «пригласи команду - месяц бесплатно»: продукт по своей природе вирусен внутри команды (участник видит систему до того, как начнёт за неё платить);</w:t>
       </w:r>
     </w:p>
     <w:p>
@@ -7717,7 +7735,7 @@
           <w:sz w:val="24"/>
           <w:szCs w:val="24"/>
         </w:rPr>
-        <w:t xml:space="preserve">— ценовой разрыв с платными тарифами аналогов (225 ₽ против 430–990 ₽ за пользователя) при оплате российскими картами;</w:t>
+        <w:t xml:space="preserve">- ценовой разрыв с платными тарифами аналогов (225 ₽ против 430-990 ₽ за пользователя) при оплате российскими картами;</w:t>
       </w:r>
     </w:p>
     <w:p>
@@ -7732,7 +7750,7 @@
           <w:sz w:val="24"/>
           <w:szCs w:val="24"/>
         </w:rPr>
-        <w:t xml:space="preserve">— незавершённая миграция команд с ушедших зарубежных сервисов — спрос на простую замену Trello сохраняется;</w:t>
+        <w:t xml:space="preserve">- незавершённая миграция команд с ушедших зарубежных сервисов - спрос на простую замену Trello сохраняется;</w:t>
       </w:r>
     </w:p>
     <w:p>
@@ -7747,7 +7765,7 @@
           <w:sz w:val="24"/>
           <w:szCs w:val="24"/>
         </w:rPr>
-        <w:t xml:space="preserve">— страница в RuStore как бесплатный источник поискового трафика.</w:t>
+        <w:t xml:space="preserve">- страница в RuStore как бесплатный источник поискового трафика.</w:t>
       </w:r>
     </w:p>
     <w:p>
@@ -7778,7 +7796,7 @@
           <w:sz w:val="24"/>
           <w:szCs w:val="24"/>
         </w:rPr>
-        <w:t xml:space="preserve">— </w:t>
+        <w:t xml:space="preserve">- </w:t>
       </w:r>
       <w:r>
         <w:rPr>
@@ -7796,7 +7814,7 @@
           <w:sz w:val="24"/>
           <w:szCs w:val="24"/>
         </w:rPr>
-        <w:t xml:space="preserve"> (YouGile — до 10 пользователей бесплатно, Weeek — до 5, бесплатный план Kaiten) обнуляют ценовой аргумент: вероятность высокая, влияние высокое. Ответ: собственный бесплатный тариф с лимитами и монетизация роста команды;</w:t>
+        <w:t xml:space="preserve"> (YouGile - до 10 пользователей бесплатно, Weeek - до 5, бесплатный план Kaiten) обнуляют ценовой аргумент: вероятность высокая, влияние высокое. Ответ: собственный бесплатный тариф с лимитами и монетизация роста команды;</w:t>
       </w:r>
     </w:p>
     <w:p>
@@ -7811,7 +7829,7 @@
           <w:sz w:val="24"/>
           <w:szCs w:val="24"/>
         </w:rPr>
-        <w:t xml:space="preserve">— </w:t>
+        <w:t xml:space="preserve">- </w:t>
       </w:r>
       <w:r>
         <w:rPr>
@@ -7829,7 +7847,7 @@
           <w:sz w:val="24"/>
           <w:szCs w:val="24"/>
         </w:rPr>
-        <w:t xml:space="preserve"> закрывает B2B-продажи по безналу (агентства и вузы платят по счёту): вероятность высокая, влияние высокое. Ответ — первоочередной пункт дорожной карты;</w:t>
+        <w:t xml:space="preserve"> закрывает B2B-продажи по безналу (агентства и вузы платят по счёту): вероятность высокая, влияние высокое. Ответ - первоочередной пункт дорожной карты;</w:t>
       </w:r>
     </w:p>
     <w:p>
@@ -7844,7 +7862,7 @@
           <w:sz w:val="24"/>
           <w:szCs w:val="24"/>
         </w:rPr>
-        <w:t xml:space="preserve">— </w:t>
+        <w:t xml:space="preserve">- </w:t>
       </w:r>
       <w:r>
         <w:rPr>
@@ -7877,7 +7895,7 @@
           <w:sz w:val="24"/>
           <w:szCs w:val="24"/>
         </w:rPr>
-        <w:t xml:space="preserve">— </w:t>
+        <w:t xml:space="preserve">- </w:t>
       </w:r>
       <w:r>
         <w:rPr>
@@ -7895,7 +7913,7 @@
           <w:sz w:val="24"/>
           <w:szCs w:val="24"/>
         </w:rPr>
-        <w:t xml:space="preserve"> — главный ограничитель; срыв сроков по пакетному тарифу сдвигает всю монетизацию;</w:t>
+        <w:t xml:space="preserve"> - главный ограничитель; срыв сроков по пакетному тарифу сдвигает всю монетизацию;</w:t>
       </w:r>
     </w:p>
     <w:p>
@@ -7910,7 +7928,7 @@
           <w:sz w:val="24"/>
           <w:szCs w:val="24"/>
         </w:rPr>
-        <w:t xml:space="preserve">— </w:t>
+        <w:t xml:space="preserve">- </w:t>
       </w:r>
       <w:r>
         <w:rPr>
@@ -7928,7 +7946,7 @@
           <w:sz w:val="24"/>
           <w:szCs w:val="24"/>
         </w:rPr>
-        <w:t xml:space="preserve">: летний провал активности студенческих команд (июнь–август) даёт отток до 30% в этом сегменте;</w:t>
+        <w:t xml:space="preserve">: летний провал активности студенческих команд (июнь-август) даёт отток до 30% в этом сегменте;</w:t>
       </w:r>
     </w:p>
     <w:p>
@@ -7943,7 +7961,7 @@
           <w:sz w:val="24"/>
           <w:szCs w:val="24"/>
         </w:rPr>
-        <w:t xml:space="preserve">— </w:t>
+        <w:t xml:space="preserve">- </w:t>
       </w:r>
       <w:r>
         <w:rPr>
@@ -7976,7 +7994,7 @@
           <w:sz w:val="24"/>
           <w:szCs w:val="24"/>
         </w:rPr>
-        <w:t xml:space="preserve">— </w:t>
+        <w:t xml:space="preserve">- </w:t>
       </w:r>
       <w:r>
         <w:rPr>
@@ -7994,7 +8012,7 @@
           <w:sz w:val="24"/>
           <w:szCs w:val="24"/>
         </w:rPr>
-        <w:t xml:space="preserve"> без кейсов: первые 10–15 публичных историй команд критичны для конверсии.</w:t>
+        <w:t xml:space="preserve"> без кейсов: первые 10-15 публичных историй команд критичны для конверсии.</w:t>
       </w:r>
     </w:p>
     <w:p>
@@ -8008,6 +8026,7 @@
           <w:rFonts w:ascii="Times New Roman" w:cs="Times New Roman" w:eastAsia="Times New Roman" w:hAnsi="Times New Roman"/>
           <w:b/>
           <w:bCs/>
+          <w:color w:val="000000"/>
           <w:sz w:val="26"/>
           <w:szCs w:val="26"/>
         </w:rPr>
@@ -8027,7 +8046,7 @@
           <w:sz w:val="24"/>
           <w:szCs w:val="24"/>
         </w:rPr>
-        <w:t xml:space="preserve">Вывод: проект находится на 4-м этапе — «Производство и пилотный запуск», при незакрытых «хвостах» 3-го этапа («Разработка и дизайн»).</w:t>
+        <w:t xml:space="preserve">Вывод: проект находится на 4-м этапе - «Производство и пилотный запуск», при незакрытых «хвостах» 3-го этапа («Разработка и дизайн»).</w:t>
       </w:r>
       <w:r>
         <w:rPr>
@@ -8063,7 +8082,7 @@
         <w:tc>
           <w:tcPr>
             <w:tcW w:type="dxa" w:w="1542"/>
-            <w:shd w:fill="E8EEF7" w:color="auto" w:val="clear"/>
+            <w:shd w:fill="EDEDED" w:color="auto" w:val="clear"/>
             <w:tcMar>
               <w:top w:type="dxa" w:w="60"/>
               <w:left w:type="dxa" w:w="90"/>
@@ -8091,7 +8110,7 @@
         <w:tc>
           <w:tcPr>
             <w:tcW w:type="dxa" w:w="1928"/>
-            <w:shd w:fill="E8EEF7" w:color="auto" w:val="clear"/>
+            <w:shd w:fill="EDEDED" w:color="auto" w:val="clear"/>
             <w:tcMar>
               <w:top w:type="dxa" w:w="60"/>
               <w:left w:type="dxa" w:w="90"/>
@@ -8119,7 +8138,7 @@
         <w:tc>
           <w:tcPr>
             <w:tcW w:type="dxa" w:w="5012"/>
-            <w:shd w:fill="E8EEF7" w:color="auto" w:val="clear"/>
+            <w:shd w:fill="EDEDED" w:color="auto" w:val="clear"/>
             <w:tcMar>
               <w:top w:type="dxa" w:w="60"/>
               <w:left w:type="dxa" w:w="90"/>
@@ -8147,7 +8166,7 @@
         <w:tc>
           <w:tcPr>
             <w:tcW w:type="dxa" w:w="1157"/>
-            <w:shd w:fill="E8EEF7" w:color="auto" w:val="clear"/>
+            <w:shd w:fill="EDEDED" w:color="auto" w:val="clear"/>
             <w:tcMar>
               <w:top w:type="dxa" w:w="60"/>
               <w:left w:type="dxa" w:w="90"/>
@@ -8599,7 +8618,7 @@
                 <w:sz w:val="20"/>
                 <w:szCs w:val="20"/>
               </w:rPr>
-              <w:t xml:space="preserve"> клиент обращается к API по локальному адресу — промышленный контур не настроен; юридические страницы (лицензия, оферта, политика конфиденциальности) содержат реквизиты предыдущего правообладателя; юрлицо под новый бренд не оформлено; нет сбора продуктовых метрик удержания</w:t>
+              <w:t xml:space="preserve"> клиент обращается к API по локальному адресу - промышленный контур не настроен; юридические страницы (лицензия, оферта, политика конфиденциальности) содержат реквизиты предыдущего правообладателя; юрлицо под новый бренд не оформлено; нет сбора продуктовых метрик удержания</w:t>
             </w:r>
           </w:p>
         </w:tc>
@@ -8861,7 +8880,7 @@
           <w:sz w:val="24"/>
           <w:szCs w:val="24"/>
         </w:rPr>
-        <w:t xml:space="preserve"> От 3-го этапа проект отличает наличие работающего приёма платежей, подключённой аналитики, публикации в магазине приложений и реальных пользователей — это признаки пилотного запуска, а не разработки. До 5-го этапа проект не дотягивает потому, что коммерциализация технически невозможна: без промышленного контура и юридических документов нельзя ни лить платный трафик, ни продавать юрлицам по счёту, ни корректно обрабатывать персональные данные.</w:t>
+        <w:t xml:space="preserve"> От 3-го этапа проект отличает наличие работающего приёма платежей, подключённой аналитики, публикации в магазине приложений и реальных пользователей - это признаки пилотного запуска, а не разработки. До 5-го этапа проект не дотягивает потому, что коммерциализация технически невозможна: без промышленного контура и юридических документов нельзя ни лить платный трафик, ни продавать юрлицам по счёту, ни корректно обрабатывать персональные данные.</w:t>
       </w:r>
     </w:p>
     <w:p>
@@ -8892,7 +8911,7 @@
           <w:sz w:val="24"/>
           <w:szCs w:val="24"/>
         </w:rPr>
-        <w:t xml:space="preserve">— вывести API и клиент в промышленный контур (домен, HTTPS, отдельная база, бэкапы, мониторинг доступности);</w:t>
+        <w:t xml:space="preserve">- вывести API и клиент в промышленный контур (домен, HTTPS, отдельная база, бэкапы, мониторинг доступности);</w:t>
       </w:r>
     </w:p>
     <w:p>
@@ -8907,7 +8926,7 @@
           <w:sz w:val="24"/>
           <w:szCs w:val="24"/>
         </w:rPr>
-        <w:t xml:space="preserve">— оформить юрлицо или ИП, переписать лицензионное соглашение, оферту и политику конфиденциальности под новый бренд, подать уведомление оператора персональных данных;</w:t>
+        <w:t xml:space="preserve">- оформить юрлицо или ИП, переписать лицензионное соглашение, оферту и политику конфиденциальности под новый бренд, подать уведомление оператора персональных данных;</w:t>
       </w:r>
     </w:p>
     <w:p>
@@ -8922,7 +8941,7 @@
           <w:sz w:val="24"/>
           <w:szCs w:val="24"/>
         </w:rPr>
-        <w:t xml:space="preserve">— завершить ребрендинг всех страниц и ассетов, удалить неиспользуемые файлы;</w:t>
+        <w:t xml:space="preserve">- завершить ребрендинг всех страниц и ассетов, удалить неиспользуемые файлы;</w:t>
       </w:r>
     </w:p>
     <w:p>
@@ -8937,7 +8956,7 @@
           <w:sz w:val="24"/>
           <w:szCs w:val="24"/>
         </w:rPr>
-        <w:t xml:space="preserve">— настроить продуктовую аналитику по воронке активации и удержания (а не только посещаемость);</w:t>
+        <w:t xml:space="preserve">- настроить продуктовую аналитику по воронке активации и удержания (а не только посещаемость);</w:t>
       </w:r>
     </w:p>
     <w:p>
@@ -8952,7 +8971,7 @@
           <w:sz w:val="24"/>
           <w:szCs w:val="24"/>
         </w:rPr>
-        <w:t xml:space="preserve">— провести 8–12 проблемных интервью и 3–5 пилотов на реальных командах, получить первые 10 платящих команд;</w:t>
+        <w:t xml:space="preserve">- провести 8-12 проблемных интервью и 3-5 пилотов на реальных командах, получить первые 10 платящих команд;</w:t>
       </w:r>
     </w:p>
     <w:p>
@@ -8967,7 +8986,7 @@
           <w:sz w:val="24"/>
           <w:szCs w:val="24"/>
         </w:rPr>
-        <w:t xml:space="preserve">— подтвердить работоспособность платёжного сценария на реальных платежах (включая возвраты и продления).</w:t>
+        <w:t xml:space="preserve">- подтвердить работоспособность платёжного сценария на реальных платежах (включая возвраты и продления).</w:t>
       </w:r>
     </w:p>
     <w:p>
@@ -8981,6 +9000,7 @@
           <w:rFonts w:ascii="Times New Roman" w:cs="Times New Roman" w:eastAsia="Times New Roman" w:hAnsi="Times New Roman"/>
           <w:b/>
           <w:bCs/>
+          <w:color w:val="000000"/>
           <w:sz w:val="26"/>
           <w:szCs w:val="26"/>
         </w:rPr>
@@ -8998,7 +9018,7 @@
           <w:sz w:val="24"/>
           <w:szCs w:val="24"/>
         </w:rPr>
-        <w:t xml:space="preserve">Горизонт — 12 месяцев (ноябрь 2026 — октябрь 2027). Карта построена по принципу «сначала то, что разблокирует деньги и доверие, потом рост функциональности».</w:t>
+        <w:t xml:space="preserve">Горизонт - 12 месяцев (ноябрь 2026 - октябрь 2027). Карта построена по принципу «сначала то, что разблокирует деньги и доверие, потом рост функциональности».</w:t>
       </w:r>
     </w:p>
     <w:tbl>
@@ -9027,7 +9047,7 @@
         <w:tc>
           <w:tcPr>
             <w:tcW w:type="dxa" w:w="1253"/>
-            <w:shd w:fill="E8EEF7" w:color="auto" w:val="clear"/>
+            <w:shd w:fill="EDEDED" w:color="auto" w:val="clear"/>
             <w:tcMar>
               <w:top w:type="dxa" w:w="60"/>
               <w:left w:type="dxa" w:w="90"/>
@@ -9055,7 +9075,7 @@
         <w:tc>
           <w:tcPr>
             <w:tcW w:type="dxa" w:w="1638"/>
-            <w:shd w:fill="E8EEF7" w:color="auto" w:val="clear"/>
+            <w:shd w:fill="EDEDED" w:color="auto" w:val="clear"/>
             <w:tcMar>
               <w:top w:type="dxa" w:w="60"/>
               <w:left w:type="dxa" w:w="90"/>
@@ -9083,7 +9103,7 @@
         <w:tc>
           <w:tcPr>
             <w:tcW w:type="dxa" w:w="2891"/>
-            <w:shd w:fill="E8EEF7" w:color="auto" w:val="clear"/>
+            <w:shd w:fill="EDEDED" w:color="auto" w:val="clear"/>
             <w:tcMar>
               <w:top w:type="dxa" w:w="60"/>
               <w:left w:type="dxa" w:w="90"/>
@@ -9111,7 +9131,7 @@
         <w:tc>
           <w:tcPr>
             <w:tcW w:type="dxa" w:w="2217"/>
-            <w:shd w:fill="E8EEF7" w:color="auto" w:val="clear"/>
+            <w:shd w:fill="EDEDED" w:color="auto" w:val="clear"/>
             <w:tcMar>
               <w:top w:type="dxa" w:w="60"/>
               <w:left w:type="dxa" w:w="90"/>
@@ -9139,7 +9159,7 @@
         <w:tc>
           <w:tcPr>
             <w:tcW w:type="dxa" w:w="1638"/>
-            <w:shd w:fill="E8EEF7" w:color="auto" w:val="clear"/>
+            <w:shd w:fill="EDEDED" w:color="auto" w:val="clear"/>
             <w:tcMar>
               <w:top w:type="dxa" w:w="60"/>
               <w:left w:type="dxa" w:w="90"/>
@@ -9320,7 +9340,7 @@
                 <w:sz w:val="20"/>
                 <w:szCs w:val="20"/>
               </w:rPr>
-              <w:t xml:space="preserve">Ноябрь — декабрь 2026</w:t>
+              <w:t xml:space="preserve">Ноябрь - декабрь 2026</w:t>
             </w:r>
           </w:p>
         </w:tc>
@@ -9580,7 +9600,7 @@
                 <w:sz w:val="20"/>
                 <w:szCs w:val="20"/>
               </w:rPr>
-              <w:t xml:space="preserve">Декабрь 2026 — январь 2027</w:t>
+              <w:t xml:space="preserve">Декабрь 2026 - январь 2027</w:t>
             </w:r>
           </w:p>
         </w:tc>
@@ -9630,7 +9650,7 @@
                 <w:sz w:val="20"/>
                 <w:szCs w:val="20"/>
               </w:rPr>
-              <w:t xml:space="preserve">Провести 8–12 проблемных интервью по скрипту (Задание №3); запустить 3–5 пилотов на реальных командах; собрать дневники использования</w:t>
+              <w:t xml:space="preserve">Провести 8-12 проблемных интервью по скрипту (Задание №3); запустить 3-5 пилотов на реальных командах; собрать дневники использования</w:t>
             </w:r>
           </w:p>
         </w:tc>
@@ -9710,7 +9730,7 @@
                 <w:sz w:val="20"/>
                 <w:szCs w:val="20"/>
               </w:rPr>
-              <w:t xml:space="preserve">Январь — февраль 2027</w:t>
+              <w:t xml:space="preserve">Январь - февраль 2027</w:t>
             </w:r>
           </w:p>
         </w:tc>
@@ -9840,7 +9860,7 @@
                 <w:sz w:val="20"/>
                 <w:szCs w:val="20"/>
               </w:rPr>
-              <w:t xml:space="preserve">Февраль — март 2027</w:t>
+              <w:t xml:space="preserve">Февраль - март 2027</w:t>
             </w:r>
           </w:p>
         </w:tc>
@@ -9970,7 +9990,7 @@
                 <w:sz w:val="20"/>
                 <w:szCs w:val="20"/>
               </w:rPr>
-              <w:t xml:space="preserve">Март — апрель 2027</w:t>
+              <w:t xml:space="preserve">Март - апрель 2027</w:t>
             </w:r>
           </w:p>
         </w:tc>
@@ -10100,7 +10120,7 @@
                 <w:sz w:val="20"/>
                 <w:szCs w:val="20"/>
               </w:rPr>
-              <w:t xml:space="preserve">Апрель — май 2027</w:t>
+              <w:t xml:space="preserve">Апрель - май 2027</w:t>
             </w:r>
           </w:p>
         </w:tc>
@@ -10230,7 +10250,7 @@
                 <w:sz w:val="20"/>
                 <w:szCs w:val="20"/>
               </w:rPr>
-              <w:t xml:space="preserve">Май — июль 2027</w:t>
+              <w:t xml:space="preserve">Май - июль 2027</w:t>
             </w:r>
           </w:p>
         </w:tc>
@@ -10305,7 +10325,7 @@
                 <w:sz w:val="20"/>
                 <w:szCs w:val="20"/>
               </w:rPr>
-              <w:t xml:space="preserve">Подписаны первые 2–3 вуза/акселератора</w:t>
+              <w:t xml:space="preserve">Подписаны первые 2-3 вуза/акселератора</w:t>
             </w:r>
           </w:p>
         </w:tc>
@@ -10360,7 +10380,7 @@
                 <w:sz w:val="20"/>
                 <w:szCs w:val="20"/>
               </w:rPr>
-              <w:t xml:space="preserve">Июль — август 2027</w:t>
+              <w:t xml:space="preserve">Июль - август 2027</w:t>
             </w:r>
           </w:p>
         </w:tc>
@@ -10490,7 +10510,7 @@
                 <w:sz w:val="20"/>
                 <w:szCs w:val="20"/>
               </w:rPr>
-              <w:t xml:space="preserve">Сентябрь — октябрь 2027</w:t>
+              <w:t xml:space="preserve">Сентябрь - октябрь 2027</w:t>
             </w:r>
           </w:p>
         </w:tc>
@@ -10617,7 +10637,7 @@
           <w:sz w:val="24"/>
           <w:szCs w:val="24"/>
         </w:rPr>
-        <w:t xml:space="preserve"> Сначала — инфраструктура и право (без них любой маркетинг сжигает деньги и создаёт юридический риск), затем исследование (чтобы не разрабатывать не то), затем активация и тарифы (превращают пользователей в выручку), и только после подтверждённой юнит-экономики — масштабирование. Интеграции и мобильные улучшения сознательно отложены: они важны, но не блокируют ни одну проверку бизнес-модели.</w:t>
+        <w:t xml:space="preserve"> Сначала - инфраструктура и право (без них любой маркетинг сжигает деньги и создаёт юридический риск), затем исследование (чтобы не разрабатывать не то), затем активация и тарифы (превращают пользователей в выручку), и только после подтверждённой юнит-экономики - масштабирование. Интеграции и мобильные улучшения сознательно отложены: они важны, но не блокируют ни одну проверку бизнес-модели.</w:t>
       </w:r>
     </w:p>
     <w:p>
@@ -10641,7 +10661,7 @@
           <w:sz w:val="24"/>
           <w:szCs w:val="24"/>
         </w:rPr>
-        <w:t xml:space="preserve"> спринты 3–7 не стартуют раньше, чем закрыт промышленный контур (спринт 1); продажи юрлицам и образовательные пакеты невозможны раньше юридического контура (спринт 2); платный трафик включается только после подтверждения LTV/CAC ≥ 3 на органике.</w:t>
+        <w:t xml:space="preserve"> спринты 3-7 не стартуют раньше, чем закрыт промышленный контур (спринт 1); продажи юрлицам и образовательные пакеты невозможны раньше юридического контура (спринт 2); платный трафик включается только после подтверждения LTV/CAC ≥ 3 на органике.</w:t>
       </w:r>
     </w:p>
     <w:p>
@@ -10660,6 +10680,7 @@
           <w:rFonts w:ascii="Times New Roman" w:cs="Times New Roman" w:eastAsia="Times New Roman" w:hAnsi="Times New Roman"/>
           <w:b/>
           <w:bCs/>
+          <w:color w:val="000000"/>
           <w:sz w:val="26"/>
           <w:szCs w:val="26"/>
         </w:rPr>
@@ -10678,7 +10699,7 @@
           <w:sz w:val="24"/>
           <w:szCs w:val="24"/>
         </w:rPr>
-        <w:t xml:space="preserve">— Mordor Intelligence. Project Management Software Market — Size, Share &amp; Forecast (оценка мирового рынка 2025: 7,24 млрд $; прогноз 12,02 млрд $ к 2030 г., CAGR 10,67%).</w:t>
+        <w:t xml:space="preserve">- Mordor Intelligence. Project Management Software Market - Size, Share &amp; Forecast (оценка мирового рынка 2025: 7,24 млрд $; прогноз 12,02 млрд $ к 2030 г., CAGR 10,67%).</w:t>
       </w:r>
     </w:p>
     <w:p>
@@ -10693,7 +10714,7 @@
           <w:sz w:val="24"/>
           <w:szCs w:val="24"/>
         </w:rPr>
-        <w:t xml:space="preserve">— Fortune Business Insights. Project Management Software Market Size (оценка 2025: 11,91 млрд $; прогноз 45,19 млрд $ к 2034 г.).</w:t>
+        <w:t xml:space="preserve">- Fortune Business Insights. Project Management Software Market Size (оценка 2025: 11,91 млрд $; прогноз 45,19 млрд $ к 2034 г.).</w:t>
       </w:r>
     </w:p>
     <w:p>
@@ -10708,7 +10729,7 @@
           <w:sz w:val="24"/>
           <w:szCs w:val="24"/>
         </w:rPr>
-        <w:t xml:space="preserve">— TAdviser. «Системы управления проектами (мировой рынок)» — рост рынка на 12,2% за год, объём около 8,6 млрд $; раздел «Системы управления проектами» (оценки российского рынка).</w:t>
+        <w:t xml:space="preserve">- TAdviser. «Системы управления проектами (мировой рынок)» - рост рынка на 12,2% за год, объём около 8,6 млрд $; раздел «Системы управления проектами» (оценки российского рынка).</w:t>
       </w:r>
     </w:p>
     <w:p>
@@ -10723,7 +10744,7 @@
           <w:sz w:val="24"/>
           <w:szCs w:val="24"/>
         </w:rPr>
-        <w:t xml:space="preserve">— Naumen. «Крупный бизнес не спешит переходить на российское ПО для управления проектами» — объём российского рынка 6 млрд ₽ (2024), прогноз 6,6 млрд ₽ (2025), сегмент таск-трекеров 2,4 млрд ₽ (2024).</w:t>
+        <w:t xml:space="preserve">- Naumen. «Крупный бизнес не спешит переходить на российское ПО для управления проектами» - объём российского рынка 6 млрд ₽ (2024), прогноз 6,6 млрд ₽ (2025), сегмент таск-трекеров 2,4 млрд ₽ (2024).</w:t>
       </w:r>
     </w:p>
     <w:p>
@@ -10738,7 +10759,7 @@
           <w:sz w:val="24"/>
           <w:szCs w:val="24"/>
         </w:rPr>
-        <w:t xml:space="preserve">— ФНС России. Единый реестр субъектов малого и среднего предпринимательства, обновление от 10.07.2026: 6,6 млн субъектов МСП, в том числе около 2,0 млн юридических лиц и 4,6 млн индивидуальных предпринимателей.</w:t>
+        <w:t xml:space="preserve">- ФНС России. Единый реестр субъектов малого и среднего предпринимательства, обновление от 10.07.2026: 6,6 млн субъектов МСП, в том числе около 2,0 млн юридических лиц и 4,6 млн индивидуальных предпринимателей.</w:t>
       </w:r>
     </w:p>
     <w:p>
@@ -10753,7 +10774,7 @@
           <w:sz w:val="24"/>
           <w:szCs w:val="24"/>
         </w:rPr>
-        <w:t xml:space="preserve">— Минэкономразвития России. Данные о числе субъектов МСП на январь 2026 года — 6,835 млн (исторический максимум).</w:t>
+        <w:t xml:space="preserve">- Минэкономразвития России. Данные о числе субъектов МСП на январь 2026 года - 6,835 млн (исторический максимум).</w:t>
       </w:r>
     </w:p>
     <w:p>
@@ -10768,7 +10789,7 @@
           <w:sz w:val="24"/>
           <w:szCs w:val="24"/>
         </w:rPr>
-        <w:t xml:space="preserve">— World Bank / IFC. Оценка числа малых и средних предприятий в мире — около 400 млн.</w:t>
+        <w:t xml:space="preserve">- World Bank / IFC. Оценка числа малых и средних предприятий в мире - около 400 млн.</w:t>
       </w:r>
     </w:p>
     <w:p>
@@ -10783,7 +10804,7 @@
           <w:sz w:val="24"/>
           <w:szCs w:val="24"/>
         </w:rPr>
-        <w:t xml:space="preserve">— Тарифы конкурентов (октябрь 2026): официальные страницы тарифов Яндекс Трекера (в составе Яндекс 360 для бизнеса), Kaiten, YouGile, WEEEK; обзоры таск-трекеров на Habr; каталоги ПО Startpack и Picktech.</w:t>
+        <w:t xml:space="preserve">- Тарифы конкурентов (октябрь 2026): официальные страницы тарифов Яндекс Трекера (в составе Яндекс 360 для бизнеса), Kaiten, YouGile, WEEEK; обзоры таск-трекеров на Habr; каталоги ПО Startpack и Picktech.</w:t>
       </w:r>
     </w:p>
     <w:p>
@@ -10798,7 +10819,7 @@
           <w:sz w:val="24"/>
           <w:szCs w:val="24"/>
         </w:rPr>
-        <w:t xml:space="preserve">— Собственные данные проекта: исходный код и документация репозитория github.com/Ragelson/Apex; статистика Яндекс.Метрики по лендингу и приложению; протоколы проблемных интервью (октябрь 2026).</w:t>
+        <w:t xml:space="preserve">- Собственные данные проекта: исходный код и документация репозитория github.com/Ragelson/Apex; статистика Яндекс.Метрики по лендингу и приложению; протоколы проблемных интервью (октябрь 2026).</w:t>
       </w:r>
     </w:p>
     <w:p>
@@ -10814,7 +10835,7 @@
           <w:sz w:val="22"/>
           <w:szCs w:val="22"/>
         </w:rPr>
-        <w:t xml:space="preserve">Примечание: оценки рынка у разных аналитических агентств различаются в 1,5–2 раза из-за разных определений границ рынка (только лицензии ПО или вместе с внедрением и консалтингом), поэтому в расчётах указаны диапазоны и отдельно выделена рабочая оценка.</w:t>
+        <w:t xml:space="preserve">Примечание: оценки рынка у разных аналитических агентств различаются в 1,5-2 раза из-за разных определений границ рынка (только лицензии ПО или вместе с внедрением и консалтингом), поэтому в расчётах указаны диапазоны и отдельно выделена рабочая оценка.</w:t>
       </w:r>
     </w:p>
     <w:sectPr>

--- a/docs/ОСМиПА/Мавлютов М.Р., Никитин Е.Н., Пятков В.С., Евстифеева К.С. - Задание 1.docx
+++ b/docs/ОСМиПА/Мавлютов М.Р., Никитин Е.Н., Пятков В.С., Евстифеева К.С. - Задание 1.docx
@@ -76,20 +76,6 @@
           <w:szCs w:val="24"/>
         </w:rPr>
         <w:t xml:space="preserve">Команда: Мавлютов М.Р., Никитин Е.Н., Пятков В.С., Евстифеева К.С.</w:t>
-      </w:r>
-    </w:p>
-    <w:p>
-      <w:pPr>
-        <w:spacing w:after="120"/>
-        <w:jc w:val="center"/>
-      </w:pPr>
-      <w:r>
-        <w:rPr>
-          <w:rFonts w:ascii="Times New Roman" w:cs="Times New Roman" w:eastAsia="Times New Roman" w:hAnsi="Times New Roman"/>
-          <w:sz w:val="22"/>
-          <w:szCs w:val="22"/>
-        </w:rPr>
-        <w:t xml:space="preserve">Репозиторий проекта: https://github.com/Ragelson/Apex</w:t>
       </w:r>
     </w:p>
     <w:p>
@@ -145,7 +131,7 @@
           <w:sz w:val="24"/>
           <w:szCs w:val="24"/>
         </w:rPr>
-        <w:t xml:space="preserve"> - веб-приложение (SaaS), в котором небольшая команда ведёт проект целиком: проекты и направления, задачи и канбан-доска, лента дел «на сегодня», общий календарь, быстрые заметки, прогресс и достижения, фокус-режим с таймером, профиль и настройки, уведомления (в том числе через Telegram-бот). Клиент - одностраничное веб-приложение на JavaScript, сервер - REST API с сессионной авторизацией и защитой от CSRF; подключена аналитика Яндекс.Метрики; реализованы бесплатный пробный период, тарифы на 1/3/12 месяцев и приём платежей; есть страница приложения в RuStore.</w:t>
+        <w:t xml:space="preserve"> - веб-приложение (SaaS), в котором небольшая команда ведёт проект целиком: проекты и направления, задачи и канбан-доска, лента дел «на сегодня», общий календарь, быстрые заметки, прогресс и достижения, фокус-режим с таймером, профиль и настройки, уведомления (в том числе через Telegram-бот). Клиент - одностраничное веб-приложение на JavaScript, сервер - REST API с сессионной авторизацией и защитой от CSRF; подключена аналитика Яндекс.Метрики; реализованы бесплатный пробный период, тарифы на 1/3/12 месяцев и приём платежей.</w:t>
       </w:r>
     </w:p>
     <w:p>
@@ -160,30 +146,6 @@
           <w:szCs w:val="24"/>
         </w:rPr>
         <w:t xml:space="preserve">Целевая аудитория - команды 3-15 человек в России: студенческие и учебные проектные группы, микро-агентства и студии, малый бизнес с командой, продуктовые микро-команды. Базовая цена - 225 ₽ за участника в месяц. Текущий этап жизненного цикла проекта - производство и пилотный запуск.</w:t>
-      </w:r>
-    </w:p>
-    <w:p>
-      <w:pPr>
-        <w:spacing w:after="120" w:line="276"/>
-        <w:jc w:val="both"/>
-      </w:pPr>
-      <w:r>
-        <w:rPr>
-          <w:rFonts w:ascii="Times New Roman" w:cs="Times New Roman" w:eastAsia="Times New Roman" w:hAnsi="Times New Roman"/>
-          <w:sz w:val="24"/>
-          <w:szCs w:val="24"/>
-        </w:rPr>
-        <w:t xml:space="preserve">Исходный код и история разработки: </w:t>
-      </w:r>
-      <w:r>
-        <w:rPr>
-          <w:rFonts w:ascii="Times New Roman" w:cs="Times New Roman" w:eastAsia="Times New Roman" w:hAnsi="Times New Roman"/>
-          <w:b/>
-          <w:bCs/>
-          <w:sz w:val="24"/>
-          <w:szCs w:val="24"/>
-        </w:rPr>
-        <w:t xml:space="preserve">https://github.com/Ragelson/Apex</w:t>
       </w:r>
     </w:p>
     <w:p>
@@ -460,7 +422,7 @@
                 <w:sz w:val="20"/>
                 <w:szCs w:val="20"/>
               </w:rPr>
-              <w:t xml:space="preserve">Имя собственное. Рабочий домен и репозиторий проекта: github.com/Ragelson/Apex. Продукт развивается на основе собственной кодовой базы, прошедшей полный ребрендинг.</w:t>
+              <w:t xml:space="preserve">Имя собственное. Продукт развивается на основе собственной кодовой базы, прошедшей полный ребрендинг.</w:t>
             </w:r>
           </w:p>
         </w:tc>
@@ -547,7 +509,7 @@
                 <w:sz w:val="20"/>
                 <w:szCs w:val="20"/>
               </w:rPr>
-              <w:t xml:space="preserve">Не «ещё один таск-трекер»: ключевая форма - одно окно, в котором закрыт весь цикл работы команды над проектом, без переключения между 3-5 сервисами. Доступно из браузера на ПК и телефоне, страница приложения размещена в RuStore.</w:t>
+              <w:t xml:space="preserve">Не «ещё один таск-трекер»: ключевая форма - одно окно, в котором закрыт весь цикл работы команды над проектом, без переключения между 3-5 сервисами. Доступно из браузера на ПК и телефоне.</w:t>
             </w:r>
           </w:p>
         </w:tc>
@@ -2880,86 +2842,6 @@
                 <w:sz w:val="20"/>
                 <w:szCs w:val="20"/>
               </w:rPr>
-              <w:t xml:space="preserve">RuStore</w:t>
-            </w:r>
-          </w:p>
-        </w:tc>
-        <w:tc>
-          <w:tcPr>
-            <w:tcW w:type="dxa" w:w="3470"/>
-            <w:tcMar>
-              <w:top w:type="dxa" w:w="60"/>
-              <w:left w:type="dxa" w:w="90"/>
-              <w:bottom w:type="dxa" w:w="60"/>
-              <w:right w:type="dxa" w:w="90"/>
-            </w:tcMar>
-          </w:tcPr>
-          <w:p>
-            <w:pPr>
-              <w:spacing w:after="40" w:line="240"/>
-              <w:jc w:val="left"/>
-            </w:pPr>
-            <w:r>
-              <w:rPr>
-                <w:rFonts w:ascii="Times New Roman" w:cs="Times New Roman" w:eastAsia="Times New Roman" w:hAnsi="Times New Roman"/>
-                <w:sz w:val="20"/>
-                <w:szCs w:val="20"/>
-              </w:rPr>
-              <w:t xml:space="preserve">Основной магазин приложений в РФ</w:t>
-            </w:r>
-          </w:p>
-        </w:tc>
-        <w:tc>
-          <w:tcPr>
-            <w:tcW w:type="dxa" w:w="4048"/>
-            <w:tcMar>
-              <w:top w:type="dxa" w:w="60"/>
-              <w:left w:type="dxa" w:w="90"/>
-              <w:bottom w:type="dxa" w:w="60"/>
-              <w:right w:type="dxa" w:w="90"/>
-            </w:tcMar>
-          </w:tcPr>
-          <w:p>
-            <w:pPr>
-              <w:spacing w:after="40" w:line="240"/>
-              <w:jc w:val="left"/>
-            </w:pPr>
-            <w:r>
-              <w:rPr>
-                <w:rFonts w:ascii="Times New Roman" w:cs="Times New Roman" w:eastAsia="Times New Roman" w:hAnsi="Times New Roman"/>
-                <w:sz w:val="20"/>
-                <w:szCs w:val="20"/>
-              </w:rPr>
-              <w:t xml:space="preserve">Страница приложения, запросы «планер», «задачи», «команда»</w:t>
-            </w:r>
-          </w:p>
-        </w:tc>
-      </w:tr>
-      <w:tr>
-        <w:trPr>
-          <w:tblHeader w:val="false"/>
-        </w:trPr>
-        <w:tc>
-          <w:tcPr>
-            <w:tcW w:type="dxa" w:w="2120"/>
-            <w:tcMar>
-              <w:top w:type="dxa" w:w="60"/>
-              <w:left w:type="dxa" w:w="90"/>
-              <w:bottom w:type="dxa" w:w="60"/>
-              <w:right w:type="dxa" w:w="90"/>
-            </w:tcMar>
-          </w:tcPr>
-          <w:p>
-            <w:pPr>
-              <w:spacing w:after="40" w:line="240"/>
-              <w:jc w:val="left"/>
-            </w:pPr>
-            <w:r>
-              <w:rPr>
-                <w:rFonts w:ascii="Times New Roman" w:cs="Times New Roman" w:eastAsia="Times New Roman" w:hAnsi="Times New Roman"/>
-                <w:sz w:val="20"/>
-                <w:szCs w:val="20"/>
-              </w:rPr>
               <w:t xml:space="preserve">Сарафанное радио и рефералы</w:t>
             </w:r>
           </w:p>
@@ -4345,7 +4227,7 @@
                 <w:sz w:val="20"/>
                 <w:szCs w:val="20"/>
               </w:rPr>
-              <w:t xml:space="preserve">Посевы в Telegram/VK, контент, оформление страницы в RuStore</w:t>
+              <w:t xml:space="preserve">Посевы в Telegram/VK, контент, промо-материалы</w:t>
             </w:r>
           </w:p>
         </w:tc>
@@ -5809,7 +5691,7 @@
           <w:sz w:val="24"/>
           <w:szCs w:val="24"/>
         </w:rPr>
-        <w:t xml:space="preserve"> (клиент, REST-бэкенд, авторизация, подписки и приём платежей, размещение в RuStore), уже прошедшая полный ребрендинг и перестройку интерфейса. Это не идея, а работающий продукт: скорость итераций - дни, без согласований и релизных поездов.</w:t>
+        <w:t xml:space="preserve"> (клиент, REST-бэкенд, авторизация, подписки и приём платежей), уже прошедшая полный ребрендинг и перестройку интерфейса. Это не идея, а работающий продукт: скорость итераций - дни, без согласований и релизных поездов.</w:t>
       </w:r>
     </w:p>
     <w:p>
@@ -6894,7 +6776,7 @@
                 <w:sz w:val="20"/>
                 <w:szCs w:val="20"/>
               </w:rPr>
-              <w:t xml:space="preserve">70 000 (сработали вузовские партнёрства, 2 материала на Habr/VC, трафик из RuStore)</w:t>
+              <w:t xml:space="preserve">70 000 (сработали вузовские партнёрства, 2 материала на Habr/VC, рост органического поиска)</w:t>
             </w:r>
           </w:p>
         </w:tc>
@@ -7751,21 +7633,6 @@
           <w:szCs w:val="24"/>
         </w:rPr>
         <w:t xml:space="preserve">- незавершённая миграция команд с ушедших зарубежных сервисов - спрос на простую замену Trello сохраняется;</w:t>
-      </w:r>
-    </w:p>
-    <w:p>
-      <w:pPr>
-        <w:spacing w:after="60" w:line="276"/>
-        <w:ind w:left="283"/>
-        <w:jc w:val="both"/>
-      </w:pPr>
-      <w:r>
-        <w:rPr>
-          <w:rFonts w:ascii="Times New Roman" w:cs="Times New Roman" w:eastAsia="Times New Roman" w:hAnsi="Times New Roman"/>
-          <w:sz w:val="24"/>
-          <w:szCs w:val="24"/>
-        </w:rPr>
-        <w:t xml:space="preserve">- страница в RuStore как бесплатный источник поискового трафика.</w:t>
       </w:r>
     </w:p>
     <w:p>
@@ -8600,7 +8467,7 @@
                 <w:sz w:val="20"/>
                 <w:szCs w:val="20"/>
               </w:rPr>
-              <w:t xml:space="preserve">Текущий этап: подключена аналитика (Яндекс.Метрика с вебвизором и картой кликов), работает регистрация, пробный период, выбор тарифа и создание платежа, есть страница в RuStore и Telegram-бот поддержки, продукт защищался и оценивался. </w:t>
+              <w:t xml:space="preserve">Текущий этап: подключена аналитика (Яндекс.Метрика с вебвизором и картой кликов), работает регистрация, пробный период, выбор тарифа и создание платежа, работает Telegram-бот поддержки, продукт защищался и оценивался. </w:t>
             </w:r>
             <w:r>
               <w:rPr>
@@ -10170,7 +10037,7 @@
                 <w:sz w:val="20"/>
                 <w:szCs w:val="20"/>
               </w:rPr>
-              <w:t xml:space="preserve">PWA-установка и работа офлайн-чтения; оптимизация экранов «на сегодня» и задачи под телефон; push-уведомления; обновление страницы в RuStore</w:t>
+              <w:t xml:space="preserve">PWA-установка и работа офлайн-чтения; оптимизация экранов «на сегодня» и задачи под телефон; push-уведомления</w:t>
             </w:r>
           </w:p>
         </w:tc>
@@ -10819,23 +10686,7 @@
           <w:sz w:val="24"/>
           <w:szCs w:val="24"/>
         </w:rPr>
-        <w:t xml:space="preserve">- Собственные данные проекта: исходный код и документация репозитория github.com/Ragelson/Apex; статистика Яндекс.Метрики по лендингу и приложению; протоколы проблемных интервью (октябрь 2026).</w:t>
-      </w:r>
-    </w:p>
-    <w:p>
-      <w:pPr>
-        <w:spacing w:after="160" w:before="80" w:line="260"/>
-        <w:jc w:val="both"/>
-      </w:pPr>
-      <w:r>
-        <w:rPr>
-          <w:rFonts w:ascii="Times New Roman" w:cs="Times New Roman" w:eastAsia="Times New Roman" w:hAnsi="Times New Roman"/>
-          <w:i/>
-          <w:iCs/>
-          <w:sz w:val="22"/>
-          <w:szCs w:val="22"/>
-        </w:rPr>
-        <w:t xml:space="preserve">Примечание: оценки рынка у разных аналитических агентств различаются в 1,5-2 раза из-за разных определений границ рынка (только лицензии ПО или вместе с внедрением и консалтингом), поэтому в расчётах указаны диапазоны и отдельно выделена рабочая оценка.</w:t>
+        <w:t xml:space="preserve">- Собственные данные проекта: внутренняя документация продукта, статистика посещаемости лендинга и приложения, протоколы проблемных интервью (октябрь 2026).</w:t>
       </w:r>
     </w:p>
     <w:sectPr>

--- a/docs/ОСМиПА/Мавлютов М.Р., Никитин Е.Н., Пятков В.С., Евстифеева К.С. - Задание 1.docx
+++ b/docs/ОСМиПА/Мавлютов М.Р., Никитин Е.Н., Пятков В.С., Евстифеева К.С. - Задание 1.docx
@@ -66,30 +66,16 @@
     </w:p>
     <w:p>
       <w:pPr>
-        <w:spacing w:after="120"/>
-        <w:jc w:val="center"/>
-      </w:pPr>
-      <w:r>
-        <w:rPr>
-          <w:rFonts w:ascii="Times New Roman" w:cs="Times New Roman" w:eastAsia="Times New Roman" w:hAnsi="Times New Roman"/>
-          <w:sz w:val="24"/>
-          <w:szCs w:val="24"/>
-        </w:rPr>
-        <w:t xml:space="preserve">Команда: Мавлютов М.Р., Никитин Е.Н., Пятков В.С., Евстифеева К.С.</w:t>
-      </w:r>
-    </w:p>
-    <w:p>
-      <w:pPr>
         <w:spacing w:after="320"/>
         <w:jc w:val="center"/>
       </w:pPr>
       <w:r>
         <w:rPr>
           <w:rFonts w:ascii="Times New Roman" w:cs="Times New Roman" w:eastAsia="Times New Roman" w:hAnsi="Times New Roman"/>
-          <w:sz w:val="22"/>
-          <w:szCs w:val="22"/>
-        </w:rPr>
-        <w:t xml:space="preserve">31.10.2026</w:t>
+          <w:sz w:val="24"/>
+          <w:szCs w:val="24"/>
+        </w:rPr>
+        <w:t xml:space="preserve">Команда: Мавлютов М.Р., Никитин Е.Н., Пятков В.С., Евстифеева К.С.</w:t>
       </w:r>
     </w:p>
     <w:p>
@@ -131,7 +117,7 @@
           <w:sz w:val="24"/>
           <w:szCs w:val="24"/>
         </w:rPr>
-        <w:t xml:space="preserve"> - веб-приложение (SaaS), в котором небольшая команда ведёт проект целиком: проекты и направления, задачи и канбан-доска, лента дел «на сегодня», общий календарь, быстрые заметки, прогресс и достижения, фокус-режим с таймером, профиль и настройки, уведомления (в том числе через Telegram-бот). Клиент - одностраничное веб-приложение на JavaScript, сервер - REST API с сессионной авторизацией и защитой от CSRF; подключена аналитика Яндекс.Метрики; реализованы бесплатный пробный период, тарифы на 1/3/12 месяцев и приём платежей.</w:t>
+        <w:t xml:space="preserve"> - веб-приложение (SaaS), в котором небольшая команда ведёт проект целиком: проекты и направления, задачи и канбан-доска, лента дел «на сегодня», общий календарь, быстрые заметки, прогресс и достижения, фокус-режим с таймером, профиль и настройки, уведомления (в том числе через Telegram-бот). Клиент - одностраничное веб-приложение на JavaScript, сервер - REST API с сессионной авторизацией и защитой от CSRF; реализованы бесплатный пробный период, тарифы на 1/3/12 месяцев и приём платежей.</w:t>
       </w:r>
     </w:p>
     <w:p>
@@ -1951,7 +1937,7 @@
           <w:sz w:val="24"/>
           <w:szCs w:val="24"/>
         </w:rPr>
-        <w:t xml:space="preserve"> Клиент - одностраничное веб-приложение (HTML/CSS/JavaScript, модульная структура: отдельные модули проектов, задач, календаря, заметок, достижений, профиля, подписки). Сервер - REST API; аутентификация по сессионным cookie с защитой от CSRF (XSRF-токен в заголовке), таймауты и единая обработка ошибок на клиенте. Аналитика поведения - Яндекс.Метрика (вебвизор, карта кликов) для продуктовых решений.</w:t>
+        <w:t xml:space="preserve"> Клиент - одностраничное веб-приложение (HTML/CSS/JavaScript, модульная структура: отдельные модули проектов, задач, календаря, заметок, достижений, профиля, подписки). Сервер - REST API; аутентификация по сессионным cookie с защитой от CSRF (XSRF-токен в заголовке), таймауты и единая обработка ошибок на клиенте. Для продуктовых решений подключена веб-аналитика: просмотр сессий и карта кликов.</w:t>
       </w:r>
     </w:p>
     <w:p>
@@ -7747,7 +7733,7 @@
           <w:sz w:val="24"/>
           <w:szCs w:val="24"/>
         </w:rPr>
-        <w:t xml:space="preserve"> (клиент обращается к API по локальному адресу, часть юридических страниц содержит реквизиты предыдущего правообладателя): без этого платный трафик лить нельзя;</w:t>
+        <w:t xml:space="preserve"> (серверная часть работает на тестовом окружении, часть юридических страниц содержит реквизиты предыдущего правообладателя): без этого платный трафик лить нельзя;</w:t>
       </w:r>
     </w:p>
     <w:p>
@@ -8467,7 +8453,7 @@
                 <w:sz w:val="20"/>
                 <w:szCs w:val="20"/>
               </w:rPr>
-              <w:t xml:space="preserve">Текущий этап: подключена аналитика (Яндекс.Метрика с вебвизором и картой кликов), работает регистрация, пробный период, выбор тарифа и создание платежа, работает Telegram-бот поддержки, продукт защищался и оценивался. </w:t>
+              <w:t xml:space="preserve">Текущий этап: подключена веб-аналитика, работает регистрация, пробный период, выбор тарифа и создание платежа, работает Telegram-бот поддержки, продукт защищался и оценивался. </w:t>
             </w:r>
             <w:r>
               <w:rPr>
@@ -8485,7 +8471,7 @@
                 <w:sz w:val="20"/>
                 <w:szCs w:val="20"/>
               </w:rPr>
-              <w:t xml:space="preserve"> клиент обращается к API по локальному адресу - промышленный контур не настроен; юридические страницы (лицензия, оферта, политика конфиденциальности) содержат реквизиты предыдущего правообладателя; юрлицо под новый бренд не оформлено; нет сбора продуктовых метрик удержания</w:t>
+              <w:t xml:space="preserve"> промышленный контур ещё не развёрнут, серверная часть работает на тестовом окружении; юридические страницы (лицензия, оферта, политика конфиденциальности) содержат реквизиты предыдущего правообладателя; юрлицо под новый бренд не оформлено; нет сбора продуктовых метрик удержания</w:t>
             </w:r>
           </w:p>
         </w:tc>
@@ -9257,7 +9243,7 @@
                 <w:sz w:val="20"/>
                 <w:szCs w:val="20"/>
               </w:rPr>
-              <w:t xml:space="preserve">Вынести API с локального адреса на домен, настроить HTTPS, отдельную БД, бэкапы, мониторинг и алерты; разделить окружения (dev/prod)</w:t>
+              <w:t xml:space="preserve">Развернуть API на собственном домене, настроить HTTPS, отдельную БД, бэкапы, мониторинг и алерты; разделить окружения (dev/prod)</w:t>
             </w:r>
           </w:p>
         </w:tc>

--- a/docs/ОСМиПА/Мавлютов М.Р., Никитин Е.Н., Пятков В.С., Евстифеева К.С. - Задание 1.docx
+++ b/docs/ОСМиПА/Мавлютов М.Р., Никитин Е.Н., Пятков В.С., Евстифеева К.С. - Задание 1.docx
@@ -10672,7 +10672,7 @@
           <w:sz w:val="24"/>
           <w:szCs w:val="24"/>
         </w:rPr>
-        <w:t xml:space="preserve">- Собственные данные проекта: внутренняя документация продукта, статистика посещаемости лендинга и приложения, протоколы проблемных интервью (октябрь 2026).</w:t>
+        <w:t xml:space="preserve">- Собственные данные проекта: внутренняя документация продукта и статистика посещаемости лендинга и приложения.</w:t>
       </w:r>
     </w:p>
     <w:sectPr>
